--- a/client_rules/Gallagher Bassett.docx
+++ b/client_rules/Gallagher Bassett.docx
@@ -1,6 +1,6 @@
 
 <file path=word/document.xml><?xml version="1.0" encoding="utf-8"?>
-<w:document xmlns:wpc="http://schemas.microsoft.com/office/word/2010/wordprocessingCanvas" xmlns:cx="http://schemas.microsoft.com/office/drawing/2014/chartex" xmlns:cx1="http://schemas.microsoft.com/office/drawing/2015/9/8/chartex" xmlns:cx2="http://schemas.microsoft.com/office/drawing/2015/10/21/chartex" xmlns:cx3="http://schemas.microsoft.com/office/drawing/2016/5/9/chartex" xmlns:cx4="http://schemas.microsoft.com/office/drawing/2016/5/10/chartex" xmlns:cx5="http://schemas.microsoft.com/office/drawing/2016/5/11/chartex" xmlns:cx6="http://schemas.microsoft.com/office/drawing/2016/5/12/chartex" xmlns:cx7="http://schemas.microsoft.com/office/drawing/2016/5/13/chartex" xmlns:cx8="http://schemas.microsoft.com/office/drawing/2016/5/14/chartex" xmlns:mc="http://schemas.openxmlformats.org/markup-compatibility/2006" xmlns:aink="http://schemas.microsoft.com/office/drawing/2016/ink" xmlns:am3d="http://schemas.microsoft.com/office/drawing/2017/model3d" xmlns:o="urn:schemas-microsoft-com:office:office" xmlns:oel="http://schemas.microsoft.com/office/2019/extlst" xmlns:r="http://schemas.openxmlformats.org/officeDocument/2006/relationships" xmlns:m="http://schemas.openxmlformats.org/officeDocument/2006/math" xmlns:v="urn:schemas-microsoft-com:vml" xmlns:wp14="http://schemas.microsoft.com/office/word/2010/wordprocessingDrawing" xmlns:wp="http://schemas.openxmlformats.org/drawingml/2006/wordprocessingDrawing" xmlns:w10="urn:schemas-microsoft-com:office:word" xmlns:w="http://schemas.openxmlformats.org/wordprocessingml/2006/main" xmlns:w14="http://schemas.microsoft.com/office/word/2010/wordml" xmlns:w15="http://schemas.microsoft.com/office/word/2012/wordml" xmlns:w16cex="http://schemas.microsoft.com/office/word/2018/wordml/cex" xmlns:w16cid="http://schemas.microsoft.com/office/word/2016/wordml/cid" xmlns:w16="http://schemas.microsoft.com/office/word/2018/wordml" xmlns:w16sdtdh="http://schemas.microsoft.com/office/word/2020/wordml/sdtdatahash" xmlns:w16se="http://schemas.microsoft.com/office/word/2015/wordml/symex" xmlns:wpg="http://schemas.microsoft.com/office/word/2010/wordprocessingGroup" xmlns:wpi="http://schemas.microsoft.com/office/word/2010/wordprocessingInk" xmlns:wne="http://schemas.microsoft.com/office/word/2006/wordml" xmlns:wps="http://schemas.microsoft.com/office/word/2010/wordprocessingShape" mc:Ignorable="w14 w15 w16se w16cid w16 w16cex w16sdtdh wp14">
+<w:document xmlns:wpc="http://schemas.microsoft.com/office/word/2010/wordprocessingCanvas" xmlns:cx="http://schemas.microsoft.com/office/drawing/2014/chartex" xmlns:cx1="http://schemas.microsoft.com/office/drawing/2015/9/8/chartex" xmlns:cx2="http://schemas.microsoft.com/office/drawing/2015/10/21/chartex" xmlns:cx3="http://schemas.microsoft.com/office/drawing/2016/5/9/chartex" xmlns:cx4="http://schemas.microsoft.com/office/drawing/2016/5/10/chartex" xmlns:cx5="http://schemas.microsoft.com/office/drawing/2016/5/11/chartex" xmlns:cx6="http://schemas.microsoft.com/office/drawing/2016/5/12/chartex" xmlns:cx7="http://schemas.microsoft.com/office/drawing/2016/5/13/chartex" xmlns:cx8="http://schemas.microsoft.com/office/drawing/2016/5/14/chartex" xmlns:mc="http://schemas.openxmlformats.org/markup-compatibility/2006" xmlns:aink="http://schemas.microsoft.com/office/drawing/2016/ink" xmlns:am3d="http://schemas.microsoft.com/office/drawing/2017/model3d" xmlns:o="urn:schemas-microsoft-com:office:office" xmlns:oel="http://schemas.microsoft.com/office/2019/extlst" xmlns:r="http://schemas.openxmlformats.org/officeDocument/2006/relationships" xmlns:m="http://schemas.openxmlformats.org/officeDocument/2006/math" xmlns:v="urn:schemas-microsoft-com:vml" xmlns:wp14="http://schemas.microsoft.com/office/word/2010/wordprocessingDrawing" xmlns:wp="http://schemas.openxmlformats.org/drawingml/2006/wordprocessingDrawing" xmlns:w10="urn:schemas-microsoft-com:office:word" xmlns:w="http://schemas.openxmlformats.org/wordprocessingml/2006/main" xmlns:w14="http://schemas.microsoft.com/office/word/2010/wordml" xmlns:w15="http://schemas.microsoft.com/office/word/2012/wordml" xmlns:w16cex="http://schemas.microsoft.com/office/word/2018/wordml/cex" xmlns:w16cid="http://schemas.microsoft.com/office/word/2016/wordml/cid" xmlns:w16="http://schemas.microsoft.com/office/word/2018/wordml" xmlns:w16du="http://schemas.microsoft.com/office/word/2023/wordml/word16du" xmlns:w16sdtdh="http://schemas.microsoft.com/office/word/2020/wordml/sdtdatahash" xmlns:w16sdtfl="http://schemas.microsoft.com/office/word/2024/wordml/sdtformatlock" xmlns:w16se="http://schemas.microsoft.com/office/word/2015/wordml/symex" xmlns:wpg="http://schemas.microsoft.com/office/word/2010/wordprocessingGroup" xmlns:wpi="http://schemas.microsoft.com/office/word/2010/wordprocessingInk" xmlns:wne="http://schemas.microsoft.com/office/word/2006/wordml" xmlns:wps="http://schemas.microsoft.com/office/word/2010/wordprocessingShape" mc:Ignorable="w14 w15 w16se w16cid w16 w16cex w16sdtdh w16sdtfl w16du wp14">
   <w:body>
     <w:tbl>
       <w:tblPr>
@@ -130,7 +130,6 @@
                 <w14:ligatures w14:val="none"/>
               </w:rPr>
             </w:pPr>
-            <w:proofErr w:type="gramStart"/>
             <w:r>
               <w:rPr>
                 <w:rFonts w:ascii="Times New Roman" w:eastAsia="Times New Roman" w:hAnsi="Times New Roman" w:cs="Times New Roman"/>
@@ -139,18 +138,7 @@
                 <w:szCs w:val="24"/>
                 <w14:ligatures w14:val="none"/>
               </w:rPr>
-              <w:t>7559942  :</w:t>
-            </w:r>
-            <w:proofErr w:type="gramEnd"/>
-            <w:r>
-              <w:rPr>
-                <w:rFonts w:ascii="Times New Roman" w:eastAsia="Times New Roman" w:hAnsi="Times New Roman" w:cs="Times New Roman"/>
-                <w:kern w:val="0"/>
-                <w:sz w:val="24"/>
-                <w:szCs w:val="24"/>
-                <w14:ligatures w14:val="none"/>
-              </w:rPr>
-              <w:t> Gallagher Bassett</w:t>
+              <w:t>7559942  : Gallagher Bassett</w:t>
             </w:r>
           </w:p>
         </w:tc>
@@ -375,29 +363,7 @@
           <w:szCs w:val="24"/>
           <w14:ligatures w14:val="none"/>
         </w:rPr>
-        <w:t xml:space="preserve">When </w:t>
-      </w:r>
-      <w:proofErr w:type="gramStart"/>
-      <w:r>
-        <w:rPr>
-          <w:rFonts w:ascii="Arial" w:eastAsia="Times New Roman" w:hAnsi="Arial" w:cs="Arial"/>
-          <w:kern w:val="0"/>
-          <w:sz w:val="24"/>
-          <w:szCs w:val="24"/>
-          <w14:ligatures w14:val="none"/>
-        </w:rPr>
-        <w:t>calling into</w:t>
-      </w:r>
-      <w:proofErr w:type="gramEnd"/>
-      <w:r>
-        <w:rPr>
-          <w:rFonts w:ascii="Arial" w:eastAsia="Times New Roman" w:hAnsi="Arial" w:cs="Arial"/>
-          <w:kern w:val="0"/>
-          <w:sz w:val="24"/>
-          <w:szCs w:val="24"/>
-          <w14:ligatures w14:val="none"/>
-        </w:rPr>
-        <w:t xml:space="preserve"> CCC advise them you are calling on behalf of SCA not Gallagher Bassett.  Use office ID 72732 for all states except RI.  For RI use 57218. </w:t>
+        <w:t>When calling into CCC advise them you are calling on behalf of SCA not Gallagher Bassett.  Use office ID 72732 for all states except RI.  For RI use 57218. </w:t>
       </w:r>
     </w:p>
     <w:p>
@@ -509,7 +475,17 @@
           <w:szCs w:val="24"/>
           <w14:ligatures w14:val="none"/>
         </w:rPr>
-        <w:t>NADA printout showing the Clean Retail Value of the unit is required with all files - Repairable or Total Loss. </w:t>
+        <w:t>P</w:t>
+      </w:r>
+      <w:r>
+        <w:rPr>
+          <w:rFonts w:ascii="Arial" w:eastAsia="Times New Roman" w:hAnsi="Arial" w:cs="Arial"/>
+          <w:kern w:val="0"/>
+          <w:sz w:val="24"/>
+          <w:szCs w:val="24"/>
+          <w14:ligatures w14:val="none"/>
+        </w:rPr>
+        <w:t>rintout showing the Clean Retail Value of the unit is required with all files - Repairable or Total Loss. </w:t>
       </w:r>
     </w:p>
     <w:p>
@@ -698,29 +674,7 @@
           <w:szCs w:val="26"/>
           <w14:ligatures w14:val="none"/>
         </w:rPr>
-        <w:t xml:space="preserve">All Gallagher claims require a photo of the registration.  If unable to obtain photo you must </w:t>
-      </w:r>
-      <w:proofErr w:type="gramStart"/>
-      <w:r>
-        <w:rPr>
-          <w:rFonts w:ascii="Segoe UI" w:eastAsia="Times New Roman" w:hAnsi="Segoe UI" w:cs="Segoe UI"/>
-          <w:kern w:val="0"/>
-          <w:sz w:val="26"/>
-          <w:szCs w:val="26"/>
-          <w14:ligatures w14:val="none"/>
-        </w:rPr>
-        <w:t>document</w:t>
-      </w:r>
-      <w:proofErr w:type="gramEnd"/>
-      <w:r>
-        <w:rPr>
-          <w:rFonts w:ascii="Segoe UI" w:eastAsia="Times New Roman" w:hAnsi="Segoe UI" w:cs="Segoe UI"/>
-          <w:kern w:val="0"/>
-          <w:sz w:val="26"/>
-          <w:szCs w:val="26"/>
-          <w14:ligatures w14:val="none"/>
-        </w:rPr>
-        <w:t xml:space="preserve"> why in your report notes. </w:t>
+        <w:t>All Gallagher claims require a photo of the registration.  If unable to obtain photo you must document why in your report notes. </w:t>
       </w:r>
     </w:p>
     <w:p>
@@ -864,22 +818,8 @@
           <w:szCs w:val="24"/>
           <w14:ligatures w14:val="none"/>
         </w:rPr>
-        <w:t xml:space="preserve">Gallagher wants the CCC valuation amount to include </w:t>
-      </w:r>
-      <w:proofErr w:type="gramStart"/>
-      <w:r>
-        <w:rPr>
-          <w:rFonts w:ascii="Arial" w:eastAsia="Times New Roman" w:hAnsi="Arial" w:cs="Arial"/>
-          <w:b/>
-          <w:bCs/>
-          <w:kern w:val="0"/>
-          <w:sz w:val="24"/>
-          <w:szCs w:val="24"/>
-          <w14:ligatures w14:val="none"/>
-        </w:rPr>
-        <w:t>tax</w:t>
-      </w:r>
-      <w:proofErr w:type="gramEnd"/>
+        <w:t>Gallagher wants the CCC valuation amount to include tax</w:t>
+      </w:r>
     </w:p>
     <w:p>
       <w:pPr>
@@ -1002,9 +942,25 @@
           <w:szCs w:val="26"/>
           <w14:ligatures w14:val="none"/>
         </w:rPr>
-        <w:t xml:space="preserve">4 corners that are clear and </w:t>
-      </w:r>
-      <w:proofErr w:type="gramStart"/>
+        <w:t>4 corners that are clear and legible</w:t>
+      </w:r>
+    </w:p>
+    <w:p>
+      <w:pPr>
+        <w:numPr>
+          <w:ilvl w:val="0"/>
+          <w:numId w:val="3"/>
+        </w:numPr>
+        <w:shd w:val="clear" w:color="auto" w:fill="FFFFFF"/>
+        <w:spacing w:before="100" w:beforeAutospacing="1" w:after="100" w:afterAutospacing="1" w:line="240" w:lineRule="auto"/>
+        <w:rPr>
+          <w:rFonts w:ascii="Segoe UI" w:eastAsia="Times New Roman" w:hAnsi="Segoe UI" w:cs="Segoe UI"/>
+          <w:kern w:val="0"/>
+          <w:sz w:val="24"/>
+          <w:szCs w:val="24"/>
+          <w14:ligatures w14:val="none"/>
+        </w:rPr>
+      </w:pPr>
       <w:r>
         <w:rPr>
           <w:rFonts w:ascii="Segoe UI" w:eastAsia="Times New Roman" w:hAnsi="Segoe UI" w:cs="Segoe UI"/>
@@ -1013,9 +969,8 @@
           <w:szCs w:val="26"/>
           <w14:ligatures w14:val="none"/>
         </w:rPr>
-        <w:t>legible</w:t>
-      </w:r>
-      <w:proofErr w:type="gramEnd"/>
+        <w:t>At least 4 photos of the damage area</w:t>
+      </w:r>
     </w:p>
     <w:p>
       <w:pPr>
@@ -1041,56 +996,7 @@
           <w:szCs w:val="26"/>
           <w14:ligatures w14:val="none"/>
         </w:rPr>
-        <w:t>At least 4 photos of the damage area</w:t>
-      </w:r>
-    </w:p>
-    <w:p>
-      <w:pPr>
-        <w:numPr>
-          <w:ilvl w:val="0"/>
-          <w:numId w:val="3"/>
-        </w:numPr>
-        <w:shd w:val="clear" w:color="auto" w:fill="FFFFFF"/>
-        <w:spacing w:before="100" w:beforeAutospacing="1" w:after="100" w:afterAutospacing="1" w:line="240" w:lineRule="auto"/>
-        <w:rPr>
-          <w:rFonts w:ascii="Segoe UI" w:eastAsia="Times New Roman" w:hAnsi="Segoe UI" w:cs="Segoe UI"/>
-          <w:kern w:val="0"/>
-          <w:sz w:val="24"/>
-          <w:szCs w:val="24"/>
-          <w14:ligatures w14:val="none"/>
-        </w:rPr>
-      </w:pPr>
-      <w:r>
-        <w:rPr>
-          <w:rFonts w:ascii="Segoe UI" w:eastAsia="Times New Roman" w:hAnsi="Segoe UI" w:cs="Segoe UI"/>
-          <w:kern w:val="0"/>
-          <w:sz w:val="26"/>
-          <w:szCs w:val="26"/>
-          <w14:ligatures w14:val="none"/>
-        </w:rPr>
-        <w:t xml:space="preserve">Impact height measurements in inches using a </w:t>
-      </w:r>
-      <w:proofErr w:type="spellStart"/>
-      <w:r>
-        <w:rPr>
-          <w:rFonts w:ascii="Segoe UI" w:eastAsia="Times New Roman" w:hAnsi="Segoe UI" w:cs="Segoe UI"/>
-          <w:kern w:val="0"/>
-          <w:sz w:val="26"/>
-          <w:szCs w:val="26"/>
-          <w14:ligatures w14:val="none"/>
-        </w:rPr>
-        <w:t>Keson</w:t>
-      </w:r>
-      <w:proofErr w:type="spellEnd"/>
-      <w:r>
-        <w:rPr>
-          <w:rFonts w:ascii="Segoe UI" w:eastAsia="Times New Roman" w:hAnsi="Segoe UI" w:cs="Segoe UI"/>
-          <w:kern w:val="0"/>
-          <w:sz w:val="26"/>
-          <w:szCs w:val="26"/>
-          <w14:ligatures w14:val="none"/>
-        </w:rPr>
-        <w:t xml:space="preserve"> Tape Measurer (straight on, level and showing contact with ground)</w:t>
+        <w:t>Impact height measurements in inches using a Keson Tape Measurer (straight on, level and showing contact with ground)</w:t>
       </w:r>
     </w:p>
     <w:p>
@@ -1452,9 +1358,25 @@
           <w:szCs w:val="26"/>
           <w14:ligatures w14:val="none"/>
         </w:rPr>
-        <w:t xml:space="preserve">Carpet condition (front and rear - be sure to </w:t>
-      </w:r>
-      <w:proofErr w:type="gramStart"/>
+        <w:t>Carpet condition (front and rear - be sure to lift up floor mats)</w:t>
+      </w:r>
+    </w:p>
+    <w:p>
+      <w:pPr>
+        <w:numPr>
+          <w:ilvl w:val="0"/>
+          <w:numId w:val="4"/>
+        </w:numPr>
+        <w:shd w:val="clear" w:color="auto" w:fill="FFFFFF"/>
+        <w:spacing w:before="100" w:beforeAutospacing="1" w:after="100" w:afterAutospacing="1" w:line="240" w:lineRule="auto"/>
+        <w:rPr>
+          <w:rFonts w:ascii="Segoe UI" w:eastAsia="Times New Roman" w:hAnsi="Segoe UI" w:cs="Segoe UI"/>
+          <w:kern w:val="0"/>
+          <w:sz w:val="24"/>
+          <w:szCs w:val="24"/>
+          <w14:ligatures w14:val="none"/>
+        </w:rPr>
+      </w:pPr>
       <w:r>
         <w:rPr>
           <w:rFonts w:ascii="Segoe UI" w:eastAsia="Times New Roman" w:hAnsi="Segoe UI" w:cs="Segoe UI"/>
@@ -1463,9 +1385,25 @@
           <w:szCs w:val="26"/>
           <w14:ligatures w14:val="none"/>
         </w:rPr>
-        <w:t>lift up</w:t>
-      </w:r>
-      <w:proofErr w:type="gramEnd"/>
+        <w:t>Tread depth measurements (all 4 tires)</w:t>
+      </w:r>
+    </w:p>
+    <w:p>
+      <w:pPr>
+        <w:numPr>
+          <w:ilvl w:val="0"/>
+          <w:numId w:val="4"/>
+        </w:numPr>
+        <w:shd w:val="clear" w:color="auto" w:fill="FFFFFF"/>
+        <w:spacing w:before="100" w:beforeAutospacing="1" w:after="100" w:afterAutospacing="1" w:line="240" w:lineRule="auto"/>
+        <w:rPr>
+          <w:rFonts w:ascii="Segoe UI" w:eastAsia="Times New Roman" w:hAnsi="Segoe UI" w:cs="Segoe UI"/>
+          <w:kern w:val="0"/>
+          <w:sz w:val="24"/>
+          <w:szCs w:val="24"/>
+          <w14:ligatures w14:val="none"/>
+        </w:rPr>
+      </w:pPr>
       <w:r>
         <w:rPr>
           <w:rFonts w:ascii="Segoe UI" w:eastAsia="Times New Roman" w:hAnsi="Segoe UI" w:cs="Segoe UI"/>
@@ -1474,7 +1412,7 @@
           <w:szCs w:val="26"/>
           <w14:ligatures w14:val="none"/>
         </w:rPr>
-        <w:t xml:space="preserve"> floor mats)</w:t>
+        <w:t>Doors and dash for vehicle options</w:t>
       </w:r>
     </w:p>
     <w:p>
@@ -1501,7 +1439,7 @@
           <w:szCs w:val="26"/>
           <w14:ligatures w14:val="none"/>
         </w:rPr>
-        <w:t>Tread depth measurements (all 4 tires)</w:t>
+        <w:t>Windshields with attention to chips, pits and cracks</w:t>
       </w:r>
     </w:p>
     <w:p>
@@ -1528,7 +1466,7 @@
           <w:szCs w:val="26"/>
           <w14:ligatures w14:val="none"/>
         </w:rPr>
-        <w:t>Doors and dash for vehicle options</w:t>
+        <w:t>Spare tire</w:t>
       </w:r>
     </w:p>
     <w:p>
@@ -1555,9 +1493,25 @@
           <w:szCs w:val="26"/>
           <w14:ligatures w14:val="none"/>
         </w:rPr>
-        <w:t xml:space="preserve">Windshields with attention to chips, </w:t>
-      </w:r>
-      <w:proofErr w:type="gramStart"/>
+        <w:t>Engine compartment condition</w:t>
+      </w:r>
+    </w:p>
+    <w:p>
+      <w:pPr>
+        <w:numPr>
+          <w:ilvl w:val="0"/>
+          <w:numId w:val="4"/>
+        </w:numPr>
+        <w:shd w:val="clear" w:color="auto" w:fill="FFFFFF"/>
+        <w:spacing w:before="100" w:beforeAutospacing="1" w:after="100" w:afterAutospacing="1" w:line="240" w:lineRule="auto"/>
+        <w:rPr>
+          <w:rFonts w:ascii="Segoe UI" w:eastAsia="Times New Roman" w:hAnsi="Segoe UI" w:cs="Segoe UI"/>
+          <w:kern w:val="0"/>
+          <w:sz w:val="24"/>
+          <w:szCs w:val="24"/>
+          <w14:ligatures w14:val="none"/>
+        </w:rPr>
+      </w:pPr>
       <w:r>
         <w:rPr>
           <w:rFonts w:ascii="Segoe UI" w:eastAsia="Times New Roman" w:hAnsi="Segoe UI" w:cs="Segoe UI"/>
@@ -1566,9 +1520,25 @@
           <w:szCs w:val="26"/>
           <w14:ligatures w14:val="none"/>
         </w:rPr>
-        <w:t>pits</w:t>
-      </w:r>
-      <w:proofErr w:type="gramEnd"/>
+        <w:t>Engine with dipstick pulled to show oil level and condition</w:t>
+      </w:r>
+    </w:p>
+    <w:p>
+      <w:pPr>
+        <w:numPr>
+          <w:ilvl w:val="0"/>
+          <w:numId w:val="4"/>
+        </w:numPr>
+        <w:shd w:val="clear" w:color="auto" w:fill="FFFFFF"/>
+        <w:spacing w:before="100" w:beforeAutospacing="1" w:after="100" w:afterAutospacing="1" w:line="240" w:lineRule="auto"/>
+        <w:rPr>
+          <w:rFonts w:ascii="Segoe UI" w:eastAsia="Times New Roman" w:hAnsi="Segoe UI" w:cs="Segoe UI"/>
+          <w:kern w:val="0"/>
+          <w:sz w:val="24"/>
+          <w:szCs w:val="24"/>
+          <w14:ligatures w14:val="none"/>
+        </w:rPr>
+      </w:pPr>
       <w:r>
         <w:rPr>
           <w:rFonts w:ascii="Segoe UI" w:eastAsia="Times New Roman" w:hAnsi="Segoe UI" w:cs="Segoe UI"/>
@@ -1577,7 +1547,7 @@
           <w:szCs w:val="26"/>
           <w14:ligatures w14:val="none"/>
         </w:rPr>
-        <w:t xml:space="preserve"> and cracks</w:t>
+        <w:t>Trunk of vehicle showing spare</w:t>
       </w:r>
     </w:p>
     <w:p>
@@ -1604,140 +1574,8 @@
           <w:szCs w:val="26"/>
           <w14:ligatures w14:val="none"/>
         </w:rPr>
-        <w:t>Spare tire</w:t>
-      </w:r>
-    </w:p>
-    <w:p>
-      <w:pPr>
-        <w:numPr>
-          <w:ilvl w:val="0"/>
-          <w:numId w:val="4"/>
-        </w:numPr>
-        <w:shd w:val="clear" w:color="auto" w:fill="FFFFFF"/>
-        <w:spacing w:before="100" w:beforeAutospacing="1" w:after="100" w:afterAutospacing="1" w:line="240" w:lineRule="auto"/>
-        <w:rPr>
-          <w:rFonts w:ascii="Segoe UI" w:eastAsia="Times New Roman" w:hAnsi="Segoe UI" w:cs="Segoe UI"/>
-          <w:kern w:val="0"/>
-          <w:sz w:val="24"/>
-          <w:szCs w:val="24"/>
-          <w14:ligatures w14:val="none"/>
-        </w:rPr>
-      </w:pPr>
-      <w:r>
-        <w:rPr>
-          <w:rFonts w:ascii="Segoe UI" w:eastAsia="Times New Roman" w:hAnsi="Segoe UI" w:cs="Segoe UI"/>
-          <w:kern w:val="0"/>
-          <w:sz w:val="26"/>
-          <w:szCs w:val="26"/>
-          <w14:ligatures w14:val="none"/>
-        </w:rPr>
-        <w:t>Engine compartment condition</w:t>
-      </w:r>
-    </w:p>
-    <w:p>
-      <w:pPr>
-        <w:numPr>
-          <w:ilvl w:val="0"/>
-          <w:numId w:val="4"/>
-        </w:numPr>
-        <w:shd w:val="clear" w:color="auto" w:fill="FFFFFF"/>
-        <w:spacing w:before="100" w:beforeAutospacing="1" w:after="100" w:afterAutospacing="1" w:line="240" w:lineRule="auto"/>
-        <w:rPr>
-          <w:rFonts w:ascii="Segoe UI" w:eastAsia="Times New Roman" w:hAnsi="Segoe UI" w:cs="Segoe UI"/>
-          <w:kern w:val="0"/>
-          <w:sz w:val="24"/>
-          <w:szCs w:val="24"/>
-          <w14:ligatures w14:val="none"/>
-        </w:rPr>
-      </w:pPr>
-      <w:r>
-        <w:rPr>
-          <w:rFonts w:ascii="Segoe UI" w:eastAsia="Times New Roman" w:hAnsi="Segoe UI" w:cs="Segoe UI"/>
-          <w:kern w:val="0"/>
-          <w:sz w:val="26"/>
-          <w:szCs w:val="26"/>
-          <w14:ligatures w14:val="none"/>
-        </w:rPr>
-        <w:t xml:space="preserve">Engine with dipstick pulled to show oil level and </w:t>
-      </w:r>
-      <w:proofErr w:type="gramStart"/>
-      <w:r>
-        <w:rPr>
-          <w:rFonts w:ascii="Segoe UI" w:eastAsia="Times New Roman" w:hAnsi="Segoe UI" w:cs="Segoe UI"/>
-          <w:kern w:val="0"/>
-          <w:sz w:val="26"/>
-          <w:szCs w:val="26"/>
-          <w14:ligatures w14:val="none"/>
-        </w:rPr>
-        <w:t>condition</w:t>
-      </w:r>
-      <w:proofErr w:type="gramEnd"/>
-    </w:p>
-    <w:p>
-      <w:pPr>
-        <w:numPr>
-          <w:ilvl w:val="0"/>
-          <w:numId w:val="4"/>
-        </w:numPr>
-        <w:shd w:val="clear" w:color="auto" w:fill="FFFFFF"/>
-        <w:spacing w:before="100" w:beforeAutospacing="1" w:after="100" w:afterAutospacing="1" w:line="240" w:lineRule="auto"/>
-        <w:rPr>
-          <w:rFonts w:ascii="Segoe UI" w:eastAsia="Times New Roman" w:hAnsi="Segoe UI" w:cs="Segoe UI"/>
-          <w:kern w:val="0"/>
-          <w:sz w:val="24"/>
-          <w:szCs w:val="24"/>
-          <w14:ligatures w14:val="none"/>
-        </w:rPr>
-      </w:pPr>
-      <w:r>
-        <w:rPr>
-          <w:rFonts w:ascii="Segoe UI" w:eastAsia="Times New Roman" w:hAnsi="Segoe UI" w:cs="Segoe UI"/>
-          <w:kern w:val="0"/>
-          <w:sz w:val="26"/>
-          <w:szCs w:val="26"/>
-          <w14:ligatures w14:val="none"/>
-        </w:rPr>
-        <w:t>Trunk of vehicle showing spare</w:t>
-      </w:r>
-    </w:p>
-    <w:p>
-      <w:pPr>
-        <w:numPr>
-          <w:ilvl w:val="0"/>
-          <w:numId w:val="4"/>
-        </w:numPr>
-        <w:shd w:val="clear" w:color="auto" w:fill="FFFFFF"/>
-        <w:spacing w:before="100" w:beforeAutospacing="1" w:after="100" w:afterAutospacing="1" w:line="240" w:lineRule="auto"/>
-        <w:rPr>
-          <w:rFonts w:ascii="Segoe UI" w:eastAsia="Times New Roman" w:hAnsi="Segoe UI" w:cs="Segoe UI"/>
-          <w:kern w:val="0"/>
-          <w:sz w:val="24"/>
-          <w:szCs w:val="24"/>
-          <w14:ligatures w14:val="none"/>
-        </w:rPr>
-      </w:pPr>
-      <w:r>
-        <w:rPr>
-          <w:rFonts w:ascii="Segoe UI" w:eastAsia="Times New Roman" w:hAnsi="Segoe UI" w:cs="Segoe UI"/>
-          <w:kern w:val="0"/>
-          <w:sz w:val="26"/>
-          <w:szCs w:val="26"/>
-          <w14:ligatures w14:val="none"/>
-        </w:rPr>
-        <w:t xml:space="preserve">Any other needed photos to depict damage, UPD or </w:t>
-      </w:r>
-      <w:proofErr w:type="gramStart"/>
-      <w:r>
-        <w:rPr>
-          <w:rFonts w:ascii="Segoe UI" w:eastAsia="Times New Roman" w:hAnsi="Segoe UI" w:cs="Segoe UI"/>
-          <w:kern w:val="0"/>
-          <w:sz w:val="26"/>
-          <w:szCs w:val="26"/>
-          <w14:ligatures w14:val="none"/>
-        </w:rPr>
-        <w:t>conditioning</w:t>
-      </w:r>
-      <w:proofErr w:type="gramEnd"/>
+        <w:t>Any other needed photos to depict damage, UPD or conditioning</w:t>
+      </w:r>
     </w:p>
     <w:p>
       <w:pPr>
@@ -1938,9 +1776,25 @@
           <w:szCs w:val="26"/>
           <w14:ligatures w14:val="none"/>
         </w:rPr>
-        <w:t xml:space="preserve">Utilize LKQ, Aftermarket and Reconditioned parts on all vehicles </w:t>
-      </w:r>
-      <w:proofErr w:type="gramStart"/>
+        <w:t>Utilize LKQ, Aftermarket and Reconditioned parts on all vehicles in excess of 2 years and 24k miles.</w:t>
+      </w:r>
+    </w:p>
+    <w:p>
+      <w:pPr>
+        <w:numPr>
+          <w:ilvl w:val="0"/>
+          <w:numId w:val="6"/>
+        </w:numPr>
+        <w:shd w:val="clear" w:color="auto" w:fill="FFFFFF"/>
+        <w:spacing w:before="100" w:beforeAutospacing="1" w:after="100" w:afterAutospacing="1" w:line="240" w:lineRule="auto"/>
+        <w:rPr>
+          <w:rFonts w:ascii="Segoe UI" w:eastAsia="Times New Roman" w:hAnsi="Segoe UI" w:cs="Segoe UI"/>
+          <w:kern w:val="0"/>
+          <w:sz w:val="24"/>
+          <w:szCs w:val="24"/>
+          <w14:ligatures w14:val="none"/>
+        </w:rPr>
+      </w:pPr>
       <w:r>
         <w:rPr>
           <w:rFonts w:ascii="Segoe UI" w:eastAsia="Times New Roman" w:hAnsi="Segoe UI" w:cs="Segoe UI"/>
@@ -1949,9 +1803,25 @@
           <w:szCs w:val="26"/>
           <w14:ligatures w14:val="none"/>
         </w:rPr>
-        <w:t>in excess of</w:t>
-      </w:r>
-      <w:proofErr w:type="gramEnd"/>
+        <w:t>A/M Parts must be CAPA certified or equivalent.</w:t>
+      </w:r>
+    </w:p>
+    <w:p>
+      <w:pPr>
+        <w:numPr>
+          <w:ilvl w:val="0"/>
+          <w:numId w:val="6"/>
+        </w:numPr>
+        <w:shd w:val="clear" w:color="auto" w:fill="FFFFFF"/>
+        <w:spacing w:before="100" w:beforeAutospacing="1" w:after="100" w:afterAutospacing="1" w:line="240" w:lineRule="auto"/>
+        <w:rPr>
+          <w:rFonts w:ascii="Segoe UI" w:eastAsia="Times New Roman" w:hAnsi="Segoe UI" w:cs="Segoe UI"/>
+          <w:kern w:val="0"/>
+          <w:sz w:val="24"/>
+          <w:szCs w:val="24"/>
+          <w14:ligatures w14:val="none"/>
+        </w:rPr>
+      </w:pPr>
       <w:r>
         <w:rPr>
           <w:rFonts w:ascii="Segoe UI" w:eastAsia="Times New Roman" w:hAnsi="Segoe UI" w:cs="Segoe UI"/>
@@ -1960,7 +1830,7 @@
           <w:szCs w:val="26"/>
           <w14:ligatures w14:val="none"/>
         </w:rPr>
-        <w:t xml:space="preserve"> 2 years and 24k miles.</w:t>
+        <w:t>No A/M sheet metal.</w:t>
       </w:r>
     </w:p>
     <w:p>
@@ -1987,83 +1857,7 @@
           <w:szCs w:val="26"/>
           <w14:ligatures w14:val="none"/>
         </w:rPr>
-        <w:t>A/M Parts must be CAPA certified or equivalent.</w:t>
-      </w:r>
-    </w:p>
-    <w:p>
-      <w:pPr>
-        <w:numPr>
-          <w:ilvl w:val="0"/>
-          <w:numId w:val="6"/>
-        </w:numPr>
-        <w:shd w:val="clear" w:color="auto" w:fill="FFFFFF"/>
-        <w:spacing w:before="100" w:beforeAutospacing="1" w:after="100" w:afterAutospacing="1" w:line="240" w:lineRule="auto"/>
-        <w:rPr>
-          <w:rFonts w:ascii="Segoe UI" w:eastAsia="Times New Roman" w:hAnsi="Segoe UI" w:cs="Segoe UI"/>
-          <w:kern w:val="0"/>
-          <w:sz w:val="24"/>
-          <w:szCs w:val="24"/>
-          <w14:ligatures w14:val="none"/>
-        </w:rPr>
-      </w:pPr>
-      <w:r>
-        <w:rPr>
-          <w:rFonts w:ascii="Segoe UI" w:eastAsia="Times New Roman" w:hAnsi="Segoe UI" w:cs="Segoe UI"/>
-          <w:kern w:val="0"/>
-          <w:sz w:val="26"/>
-          <w:szCs w:val="26"/>
-          <w14:ligatures w14:val="none"/>
-        </w:rPr>
-        <w:t>No A/M sheet metal.</w:t>
-      </w:r>
-    </w:p>
-    <w:p>
-      <w:pPr>
-        <w:numPr>
-          <w:ilvl w:val="0"/>
-          <w:numId w:val="6"/>
-        </w:numPr>
-        <w:shd w:val="clear" w:color="auto" w:fill="FFFFFF"/>
-        <w:spacing w:before="100" w:beforeAutospacing="1" w:after="100" w:afterAutospacing="1" w:line="240" w:lineRule="auto"/>
-        <w:rPr>
-          <w:rFonts w:ascii="Segoe UI" w:eastAsia="Times New Roman" w:hAnsi="Segoe UI" w:cs="Segoe UI"/>
-          <w:kern w:val="0"/>
-          <w:sz w:val="24"/>
-          <w:szCs w:val="24"/>
-          <w14:ligatures w14:val="none"/>
-        </w:rPr>
-      </w:pPr>
-      <w:r>
-        <w:rPr>
-          <w:rFonts w:ascii="Segoe UI" w:eastAsia="Times New Roman" w:hAnsi="Segoe UI" w:cs="Segoe UI"/>
-          <w:kern w:val="0"/>
-          <w:sz w:val="26"/>
-          <w:szCs w:val="26"/>
-          <w14:ligatures w14:val="none"/>
-        </w:rPr>
-        <w:t xml:space="preserve">Glass should always be replaced utilizing the most cost-efficient method.  Including but not limited to </w:t>
-      </w:r>
-      <w:proofErr w:type="spellStart"/>
-      <w:r>
-        <w:rPr>
-          <w:rFonts w:ascii="Segoe UI" w:eastAsia="Times New Roman" w:hAnsi="Segoe UI" w:cs="Segoe UI"/>
-          <w:kern w:val="0"/>
-          <w:sz w:val="26"/>
-          <w:szCs w:val="26"/>
-          <w14:ligatures w14:val="none"/>
-        </w:rPr>
-        <w:t>Safelite</w:t>
-      </w:r>
-      <w:proofErr w:type="spellEnd"/>
-      <w:r>
-        <w:rPr>
-          <w:rFonts w:ascii="Segoe UI" w:eastAsia="Times New Roman" w:hAnsi="Segoe UI" w:cs="Segoe UI"/>
-          <w:kern w:val="0"/>
-          <w:sz w:val="26"/>
-          <w:szCs w:val="26"/>
-          <w14:ligatures w14:val="none"/>
-        </w:rPr>
-        <w:t>, NAGS, and local aftermarket suppliers.</w:t>
+        <w:t>Glass should always be replaced utilizing the most cost-efficient method.  Including but not limited to Safelite, NAGS, and local aftermarket suppliers.</w:t>
       </w:r>
     </w:p>
     <w:p>
@@ -2243,29 +2037,7 @@
           <w:szCs w:val="24"/>
           <w14:ligatures w14:val="none"/>
         </w:rPr>
-        <w:t xml:space="preserve">When </w:t>
-      </w:r>
-      <w:proofErr w:type="gramStart"/>
-      <w:r>
-        <w:rPr>
-          <w:rFonts w:ascii="Segoe UI" w:eastAsia="Times New Roman" w:hAnsi="Segoe UI" w:cs="Segoe UI"/>
-          <w:kern w:val="0"/>
-          <w:sz w:val="24"/>
-          <w:szCs w:val="24"/>
-          <w14:ligatures w14:val="none"/>
-        </w:rPr>
-        <w:t>calling into</w:t>
-      </w:r>
-      <w:proofErr w:type="gramEnd"/>
-      <w:r>
-        <w:rPr>
-          <w:rFonts w:ascii="Segoe UI" w:eastAsia="Times New Roman" w:hAnsi="Segoe UI" w:cs="Segoe UI"/>
-          <w:kern w:val="0"/>
-          <w:sz w:val="24"/>
-          <w:szCs w:val="24"/>
-          <w14:ligatures w14:val="none"/>
-        </w:rPr>
-        <w:t xml:space="preserve"> CCC advise them you are calling on behalf of SCA not Gallagher Bassett.  Use office ID 72732 for all states except RI.  For RI use 57218. </w:t>
+        <w:t>When calling into CCC advise them you are calling on behalf of SCA not Gallagher Bassett.  Use office ID 72732 for all states except RI.  For RI use 57218. </w:t>
       </w:r>
     </w:p>
     <w:p>
@@ -2304,29 +2076,7 @@
           <w:szCs w:val="24"/>
           <w14:ligatures w14:val="none"/>
         </w:rPr>
-        <w:t xml:space="preserve"> - Advise CCC to add Sales Tax to the </w:t>
-      </w:r>
-      <w:proofErr w:type="gramStart"/>
-      <w:r>
-        <w:rPr>
-          <w:rFonts w:ascii="Segoe UI" w:eastAsia="Times New Roman" w:hAnsi="Segoe UI" w:cs="Segoe UI"/>
-          <w:kern w:val="0"/>
-          <w:sz w:val="24"/>
-          <w:szCs w:val="24"/>
-          <w14:ligatures w14:val="none"/>
-        </w:rPr>
-        <w:t>evaluation, and</w:t>
-      </w:r>
-      <w:proofErr w:type="gramEnd"/>
-      <w:r>
-        <w:rPr>
-          <w:rFonts w:ascii="Segoe UI" w:eastAsia="Times New Roman" w:hAnsi="Segoe UI" w:cs="Segoe UI"/>
-          <w:kern w:val="0"/>
-          <w:sz w:val="24"/>
-          <w:szCs w:val="24"/>
-          <w14:ligatures w14:val="none"/>
-        </w:rPr>
-        <w:t xml:space="preserve"> advise CCC to email the completed valuation to </w:t>
+        <w:t> - Advise CCC to add Sales Tax to the evaluation, and advise CCC to email the completed valuation to </w:t>
       </w:r>
       <w:hyperlink r:id="rId7" w:history="1">
         <w:r>
@@ -2420,9 +2170,25 @@
           <w:szCs w:val="24"/>
           <w14:ligatures w14:val="none"/>
         </w:rPr>
-        <w:t xml:space="preserve">3 Salvage Bids required, which must be listed on the Appraisal Report in the appropriate fields (not in the Appraisal Report comments). Salvage bids must be verifiable and legitimate. Gallagher Bassett will call </w:t>
-      </w:r>
-      <w:proofErr w:type="gramStart"/>
+        <w:t>3 Salvage Bids required, which must be listed on the Appraisal Report in the appropriate fields (not in the Appraisal Report comments). Salvage bids must be verifiable and legitimate. Gallagher Bassett will call highest bidder for pickup. Except for the following states: AL, FL, GA, IN,, KY, MI, MS, NC,  OH, SC, TN, VA,WV. If Salvage Bids are not obtained, we must present Copart Proquote. This client requires that we provide quotes back to them.</w:t>
+      </w:r>
+    </w:p>
+    <w:p>
+      <w:pPr>
+        <w:numPr>
+          <w:ilvl w:val="0"/>
+          <w:numId w:val="7"/>
+        </w:numPr>
+        <w:shd w:val="clear" w:color="auto" w:fill="FFFFFF"/>
+        <w:spacing w:before="100" w:beforeAutospacing="1" w:after="100" w:afterAutospacing="1" w:line="240" w:lineRule="auto"/>
+        <w:rPr>
+          <w:rFonts w:ascii="Segoe UI" w:eastAsia="Times New Roman" w:hAnsi="Segoe UI" w:cs="Segoe UI"/>
+          <w:kern w:val="0"/>
+          <w:sz w:val="24"/>
+          <w:szCs w:val="24"/>
+          <w14:ligatures w14:val="none"/>
+        </w:rPr>
+      </w:pPr>
       <w:r>
         <w:rPr>
           <w:rFonts w:ascii="Arial" w:eastAsia="Times New Roman" w:hAnsi="Arial" w:cs="Arial"/>
@@ -2431,9 +2197,25 @@
           <w:szCs w:val="24"/>
           <w14:ligatures w14:val="none"/>
         </w:rPr>
-        <w:t>highest</w:t>
-      </w:r>
-      <w:proofErr w:type="gramEnd"/>
+        <w:t>FOR AL, FL, GA, IN,, KY, MI, MS, NC, OH, SC, TN, VA,WV, Obtain a Copart ProQuote and list the bid in the appropriate field on the Appraisal Report (not in the Appraisal Report comments). </w:t>
+      </w:r>
+    </w:p>
+    <w:p>
+      <w:pPr>
+        <w:numPr>
+          <w:ilvl w:val="0"/>
+          <w:numId w:val="7"/>
+        </w:numPr>
+        <w:shd w:val="clear" w:color="auto" w:fill="FFFFFF"/>
+        <w:spacing w:before="100" w:beforeAutospacing="1" w:after="100" w:afterAutospacing="1" w:line="240" w:lineRule="auto"/>
+        <w:rPr>
+          <w:rFonts w:ascii="Segoe UI" w:eastAsia="Times New Roman" w:hAnsi="Segoe UI" w:cs="Segoe UI"/>
+          <w:kern w:val="0"/>
+          <w:sz w:val="24"/>
+          <w:szCs w:val="24"/>
+          <w14:ligatures w14:val="none"/>
+        </w:rPr>
+      </w:pPr>
       <w:r>
         <w:rPr>
           <w:rFonts w:ascii="Arial" w:eastAsia="Times New Roman" w:hAnsi="Arial" w:cs="Arial"/>
@@ -2442,171 +2224,7 @@
           <w:szCs w:val="24"/>
           <w14:ligatures w14:val="none"/>
         </w:rPr>
-        <w:t xml:space="preserve"> bidder for pickup. Except for the following states: AL, FL, GA, </w:t>
-      </w:r>
-      <w:proofErr w:type="gramStart"/>
-      <w:r>
-        <w:rPr>
-          <w:rFonts w:ascii="Arial" w:eastAsia="Times New Roman" w:hAnsi="Arial" w:cs="Arial"/>
-          <w:kern w:val="0"/>
-          <w:sz w:val="24"/>
-          <w:szCs w:val="24"/>
-          <w14:ligatures w14:val="none"/>
-        </w:rPr>
-        <w:t>IN,,</w:t>
-      </w:r>
-      <w:proofErr w:type="gramEnd"/>
-      <w:r>
-        <w:rPr>
-          <w:rFonts w:ascii="Arial" w:eastAsia="Times New Roman" w:hAnsi="Arial" w:cs="Arial"/>
-          <w:kern w:val="0"/>
-          <w:sz w:val="24"/>
-          <w:szCs w:val="24"/>
-          <w14:ligatures w14:val="none"/>
-        </w:rPr>
-        <w:t xml:space="preserve"> KY, MI, MS, NC,  OH, SC, TN, VA,WV. If Salvage Bids are not obtained, we must present Copart </w:t>
-      </w:r>
-      <w:proofErr w:type="spellStart"/>
-      <w:r>
-        <w:rPr>
-          <w:rFonts w:ascii="Arial" w:eastAsia="Times New Roman" w:hAnsi="Arial" w:cs="Arial"/>
-          <w:kern w:val="0"/>
-          <w:sz w:val="24"/>
-          <w:szCs w:val="24"/>
-          <w14:ligatures w14:val="none"/>
-        </w:rPr>
-        <w:t>Proquote</w:t>
-      </w:r>
-      <w:proofErr w:type="spellEnd"/>
-      <w:r>
-        <w:rPr>
-          <w:rFonts w:ascii="Arial" w:eastAsia="Times New Roman" w:hAnsi="Arial" w:cs="Arial"/>
-          <w:kern w:val="0"/>
-          <w:sz w:val="24"/>
-          <w:szCs w:val="24"/>
-          <w14:ligatures w14:val="none"/>
-        </w:rPr>
-        <w:t>. This client requires that we provide quotes back to them.</w:t>
-      </w:r>
-    </w:p>
-    <w:p>
-      <w:pPr>
-        <w:numPr>
-          <w:ilvl w:val="0"/>
-          <w:numId w:val="7"/>
-        </w:numPr>
-        <w:shd w:val="clear" w:color="auto" w:fill="FFFFFF"/>
-        <w:spacing w:before="100" w:beforeAutospacing="1" w:after="100" w:afterAutospacing="1" w:line="240" w:lineRule="auto"/>
-        <w:rPr>
-          <w:rFonts w:ascii="Segoe UI" w:eastAsia="Times New Roman" w:hAnsi="Segoe UI" w:cs="Segoe UI"/>
-          <w:kern w:val="0"/>
-          <w:sz w:val="24"/>
-          <w:szCs w:val="24"/>
-          <w14:ligatures w14:val="none"/>
-        </w:rPr>
-      </w:pPr>
-      <w:r>
-        <w:rPr>
-          <w:rFonts w:ascii="Arial" w:eastAsia="Times New Roman" w:hAnsi="Arial" w:cs="Arial"/>
-          <w:kern w:val="0"/>
-          <w:sz w:val="24"/>
-          <w:szCs w:val="24"/>
-          <w14:ligatures w14:val="none"/>
-        </w:rPr>
-        <w:t xml:space="preserve">FOR AL, FL, GA, </w:t>
-      </w:r>
-      <w:proofErr w:type="gramStart"/>
-      <w:r>
-        <w:rPr>
-          <w:rFonts w:ascii="Arial" w:eastAsia="Times New Roman" w:hAnsi="Arial" w:cs="Arial"/>
-          <w:kern w:val="0"/>
-          <w:sz w:val="24"/>
-          <w:szCs w:val="24"/>
-          <w14:ligatures w14:val="none"/>
-        </w:rPr>
-        <w:t>IN,,</w:t>
-      </w:r>
-      <w:proofErr w:type="gramEnd"/>
-      <w:r>
-        <w:rPr>
-          <w:rFonts w:ascii="Arial" w:eastAsia="Times New Roman" w:hAnsi="Arial" w:cs="Arial"/>
-          <w:kern w:val="0"/>
-          <w:sz w:val="24"/>
-          <w:szCs w:val="24"/>
-          <w14:ligatures w14:val="none"/>
-        </w:rPr>
-        <w:t xml:space="preserve"> KY, MI, MS, NC, OH, SC, TN, VA,WV, Obtain a Copart </w:t>
-      </w:r>
-      <w:proofErr w:type="spellStart"/>
-      <w:r>
-        <w:rPr>
-          <w:rFonts w:ascii="Arial" w:eastAsia="Times New Roman" w:hAnsi="Arial" w:cs="Arial"/>
-          <w:kern w:val="0"/>
-          <w:sz w:val="24"/>
-          <w:szCs w:val="24"/>
-          <w14:ligatures w14:val="none"/>
-        </w:rPr>
-        <w:t>ProQuote</w:t>
-      </w:r>
-      <w:proofErr w:type="spellEnd"/>
-      <w:r>
-        <w:rPr>
-          <w:rFonts w:ascii="Arial" w:eastAsia="Times New Roman" w:hAnsi="Arial" w:cs="Arial"/>
-          <w:kern w:val="0"/>
-          <w:sz w:val="24"/>
-          <w:szCs w:val="24"/>
-          <w14:ligatures w14:val="none"/>
-        </w:rPr>
-        <w:t xml:space="preserve"> and list the bid in the appropriate field on the Appraisal Report (not in the Appraisal Report comments). </w:t>
-      </w:r>
-    </w:p>
-    <w:p>
-      <w:pPr>
-        <w:numPr>
-          <w:ilvl w:val="0"/>
-          <w:numId w:val="7"/>
-        </w:numPr>
-        <w:shd w:val="clear" w:color="auto" w:fill="FFFFFF"/>
-        <w:spacing w:before="100" w:beforeAutospacing="1" w:after="100" w:afterAutospacing="1" w:line="240" w:lineRule="auto"/>
-        <w:rPr>
-          <w:rFonts w:ascii="Segoe UI" w:eastAsia="Times New Roman" w:hAnsi="Segoe UI" w:cs="Segoe UI"/>
-          <w:kern w:val="0"/>
-          <w:sz w:val="24"/>
-          <w:szCs w:val="24"/>
-          <w14:ligatures w14:val="none"/>
-        </w:rPr>
-      </w:pPr>
-      <w:r>
-        <w:rPr>
-          <w:rFonts w:ascii="Arial" w:eastAsia="Times New Roman" w:hAnsi="Arial" w:cs="Arial"/>
-          <w:kern w:val="0"/>
-          <w:sz w:val="24"/>
-          <w:szCs w:val="24"/>
-          <w14:ligatures w14:val="none"/>
-        </w:rPr>
-        <w:t xml:space="preserve">If Copart </w:t>
-      </w:r>
-      <w:proofErr w:type="spellStart"/>
-      <w:r>
-        <w:rPr>
-          <w:rFonts w:ascii="Arial" w:eastAsia="Times New Roman" w:hAnsi="Arial" w:cs="Arial"/>
-          <w:kern w:val="0"/>
-          <w:sz w:val="24"/>
-          <w:szCs w:val="24"/>
-          <w14:ligatures w14:val="none"/>
-        </w:rPr>
-        <w:t>Proquote</w:t>
-      </w:r>
-      <w:proofErr w:type="spellEnd"/>
-      <w:r>
-        <w:rPr>
-          <w:rFonts w:ascii="Arial" w:eastAsia="Times New Roman" w:hAnsi="Arial" w:cs="Arial"/>
-          <w:kern w:val="0"/>
-          <w:sz w:val="24"/>
-          <w:szCs w:val="24"/>
-          <w14:ligatures w14:val="none"/>
-        </w:rPr>
-        <w:t xml:space="preserve"> is not obtained, we must present 3 salvage bids. This client requires that we provide quotes back to them.</w:t>
+        <w:t>If Copart Proquote is not obtained, we must present 3 salvage bids. This client requires that we provide quotes back to them.</w:t>
       </w:r>
     </w:p>
     <w:p>
@@ -2689,7 +2307,6 @@
           <w14:ligatures w14:val="none"/>
         </w:rPr>
       </w:pPr>
-      <w:proofErr w:type="gramStart"/>
       <w:r>
         <w:rPr>
           <w:rFonts w:ascii="Times New Roman" w:eastAsia="Times New Roman" w:hAnsi="Symbol" w:cs="Times New Roman"/>
@@ -2718,40 +2335,7 @@
           <w:szCs w:val="26"/>
           <w14:ligatures w14:val="none"/>
         </w:rPr>
-        <w:t>Do</w:t>
-      </w:r>
-      <w:proofErr w:type="gramEnd"/>
-      <w:r>
-        <w:rPr>
-          <w:rFonts w:ascii="Times New Roman" w:eastAsia="Times New Roman" w:hAnsi="Times New Roman" w:cs="Times New Roman"/>
-          <w:kern w:val="0"/>
-          <w:sz w:val="26"/>
-          <w:szCs w:val="26"/>
-          <w14:ligatures w14:val="none"/>
-        </w:rPr>
-        <w:t xml:space="preserve"> not include towing, storage or teardown charges in </w:t>
-      </w:r>
-      <w:proofErr w:type="gramStart"/>
-      <w:r>
-        <w:rPr>
-          <w:rFonts w:ascii="Times New Roman" w:eastAsia="Times New Roman" w:hAnsi="Times New Roman" w:cs="Times New Roman"/>
-          <w:kern w:val="0"/>
-          <w:sz w:val="26"/>
-          <w:szCs w:val="26"/>
-          <w14:ligatures w14:val="none"/>
-        </w:rPr>
-        <w:t>estimate</w:t>
-      </w:r>
-      <w:proofErr w:type="gramEnd"/>
-      <w:r>
-        <w:rPr>
-          <w:rFonts w:ascii="Times New Roman" w:eastAsia="Times New Roman" w:hAnsi="Times New Roman" w:cs="Times New Roman"/>
-          <w:kern w:val="0"/>
-          <w:sz w:val="26"/>
-          <w:szCs w:val="26"/>
-          <w14:ligatures w14:val="none"/>
-        </w:rPr>
-        <w:t>. List in Appraisal Report comments only and include a copy of the invoice/bill with your upload.</w:t>
+        <w:t>Do not include towing, storage or teardown charges in estimate. List in Appraisal Report comments only and include a copy of the invoice/bill with your upload.</w:t>
       </w:r>
     </w:p>
     <w:p>
@@ -2874,20 +2458,8 @@
           <w:szCs w:val="26"/>
           <w14:ligatures w14:val="none"/>
         </w:rPr>
-        <w:t xml:space="preserve">Supporting invoices and photos are always to be included on supplement </w:t>
-      </w:r>
-      <w:proofErr w:type="gramStart"/>
-      <w:r>
-        <w:rPr>
-          <w:rFonts w:ascii="rubik" w:eastAsia="Times New Roman" w:hAnsi="rubik" w:cs="Times New Roman"/>
-          <w:kern w:val="0"/>
-          <w:sz w:val="26"/>
-          <w:szCs w:val="26"/>
-          <w14:ligatures w14:val="none"/>
-        </w:rPr>
-        <w:t>uploads</w:t>
-      </w:r>
-      <w:proofErr w:type="gramEnd"/>
+        <w:t>Supporting invoices and photos are always to be included on supplement uploads</w:t>
+      </w:r>
     </w:p>
     <w:p>
       <w:pPr>
@@ -2992,10 +2564,17 @@
           <w:szCs w:val="24"/>
           <w14:ligatures w14:val="none"/>
         </w:rPr>
-        <w:t xml:space="preserve">on both insured and claimant vehicles on parts with a limited life </w:t>
-      </w:r>
-      <w:proofErr w:type="gramStart"/>
-      <w:r>
+        <w:t>on both insured and claimant vehicles on parts with a limited life expectancy; Tires, Batteries, Shocks, Mechanical etc.  </w:t>
+      </w:r>
+    </w:p>
+    <w:p>
+      <w:pPr>
+        <w:numPr>
+          <w:ilvl w:val="0"/>
+          <w:numId w:val="9"/>
+        </w:numPr>
+        <w:shd w:val="clear" w:color="auto" w:fill="FFFFFF"/>
+        <w:spacing w:before="100" w:beforeAutospacing="1" w:after="100" w:afterAutospacing="1" w:line="240" w:lineRule="auto"/>
         <w:rPr>
           <w:rFonts w:ascii="rubik" w:eastAsia="Times New Roman" w:hAnsi="rubik" w:cs="Times New Roman"/>
           <w:kern w:val="0"/>
@@ -3003,9 +2582,7 @@
           <w:szCs w:val="24"/>
           <w14:ligatures w14:val="none"/>
         </w:rPr>
-        <w:t>expectancy;</w:t>
-      </w:r>
-      <w:proofErr w:type="gramEnd"/>
+      </w:pPr>
       <w:r>
         <w:rPr>
           <w:rFonts w:ascii="rubik" w:eastAsia="Times New Roman" w:hAnsi="rubik" w:cs="Times New Roman"/>
@@ -3014,7 +2591,7 @@
           <w:szCs w:val="24"/>
           <w14:ligatures w14:val="none"/>
         </w:rPr>
-        <w:t xml:space="preserve"> Tires, Batteries, Shocks, Mechanical etc.  </w:t>
+        <w:t>No betterment/depreciation needs to be taken if the replacement part estimated is an aftermarket, reconditioned or LKQ part unless the damaged part was non-OEM. (Not applicable on tires) </w:t>
       </w:r>
     </w:p>
     <w:p>
@@ -3033,34 +2610,6 @@
           <w14:ligatures w14:val="none"/>
         </w:rPr>
       </w:pPr>
-      <w:r>
-        <w:rPr>
-          <w:rFonts w:ascii="rubik" w:eastAsia="Times New Roman" w:hAnsi="rubik" w:cs="Times New Roman"/>
-          <w:kern w:val="0"/>
-          <w:sz w:val="24"/>
-          <w:szCs w:val="24"/>
-          <w14:ligatures w14:val="none"/>
-        </w:rPr>
-        <w:t>No betterment/depreciation needs to be taken if the replacement part estimated is an aftermarket, reconditioned or LKQ part unless the damaged part was non-OEM. (Not applicable on tires) </w:t>
-      </w:r>
-    </w:p>
-    <w:p>
-      <w:pPr>
-        <w:numPr>
-          <w:ilvl w:val="0"/>
-          <w:numId w:val="9"/>
-        </w:numPr>
-        <w:shd w:val="clear" w:color="auto" w:fill="FFFFFF"/>
-        <w:spacing w:before="100" w:beforeAutospacing="1" w:after="100" w:afterAutospacing="1" w:line="240" w:lineRule="auto"/>
-        <w:rPr>
-          <w:rFonts w:ascii="rubik" w:eastAsia="Times New Roman" w:hAnsi="rubik" w:cs="Times New Roman"/>
-          <w:kern w:val="0"/>
-          <w:sz w:val="24"/>
-          <w:szCs w:val="24"/>
-          <w14:ligatures w14:val="none"/>
-        </w:rPr>
-      </w:pPr>
-      <w:proofErr w:type="gramStart"/>
       <w:r>
         <w:rPr>
           <w:rFonts w:ascii="rubik" w:eastAsia="Times New Roman" w:hAnsi="rubik" w:cs="Times New Roman"/>
@@ -3070,18 +2619,7 @@
           <w14:ligatures w14:val="none"/>
         </w:rPr>
         <w:lastRenderedPageBreak/>
-        <w:t>Estimate</w:t>
-      </w:r>
-      <w:proofErr w:type="gramEnd"/>
-      <w:r>
-        <w:rPr>
-          <w:rFonts w:ascii="rubik" w:eastAsia="Times New Roman" w:hAnsi="rubik" w:cs="Times New Roman"/>
-          <w:kern w:val="0"/>
-          <w:sz w:val="26"/>
-          <w:szCs w:val="26"/>
-          <w14:ligatures w14:val="none"/>
-        </w:rPr>
-        <w:t xml:space="preserve"> line note should contain the life expectancy or tire tread depth to document the decision.</w:t>
+        <w:t>Estimate line note should contain the life expectancy or tire tread depth to document the decision.</w:t>
       </w:r>
     </w:p>
     <w:p>
@@ -3231,56 +2769,7 @@
           <w:szCs w:val="26"/>
           <w14:ligatures w14:val="none"/>
         </w:rPr>
-        <w:t>NADA Printout required on all files - Repairable or Total Loss</w:t>
-      </w:r>
-    </w:p>
-    <w:p>
-      <w:pPr>
-        <w:numPr>
-          <w:ilvl w:val="0"/>
-          <w:numId w:val="10"/>
-        </w:numPr>
-        <w:shd w:val="clear" w:color="auto" w:fill="FFFFFF"/>
-        <w:spacing w:before="100" w:beforeAutospacing="1" w:after="100" w:afterAutospacing="1" w:line="240" w:lineRule="auto"/>
-        <w:rPr>
-          <w:rFonts w:ascii="rubik" w:eastAsia="Times New Roman" w:hAnsi="rubik" w:cs="Times New Roman"/>
-          <w:kern w:val="0"/>
-          <w:sz w:val="24"/>
-          <w:szCs w:val="24"/>
-          <w14:ligatures w14:val="none"/>
-        </w:rPr>
-      </w:pPr>
-      <w:r>
-        <w:rPr>
-          <w:rFonts w:ascii="rubik" w:eastAsia="Times New Roman" w:hAnsi="rubik" w:cs="Times New Roman"/>
-          <w:kern w:val="0"/>
-          <w:sz w:val="26"/>
-          <w:szCs w:val="26"/>
-          <w14:ligatures w14:val="none"/>
-        </w:rPr>
-        <w:t xml:space="preserve">Comment </w:t>
-      </w:r>
-      <w:proofErr w:type="gramStart"/>
-      <w:r>
-        <w:rPr>
-          <w:rFonts w:ascii="rubik" w:eastAsia="Times New Roman" w:hAnsi="rubik" w:cs="Times New Roman"/>
-          <w:kern w:val="0"/>
-          <w:sz w:val="26"/>
-          <w:szCs w:val="26"/>
-          <w14:ligatures w14:val="none"/>
-        </w:rPr>
-        <w:t>in</w:t>
-      </w:r>
-      <w:proofErr w:type="gramEnd"/>
-      <w:r>
-        <w:rPr>
-          <w:rFonts w:ascii="rubik" w:eastAsia="Times New Roman" w:hAnsi="rubik" w:cs="Times New Roman"/>
-          <w:kern w:val="0"/>
-          <w:sz w:val="26"/>
-          <w:szCs w:val="26"/>
-          <w14:ligatures w14:val="none"/>
-        </w:rPr>
-        <w:t xml:space="preserve"> your Appraisal Report the "Approximate Market Value" of the unit. </w:t>
+        <w:t>Comment in your Appraisal Report the "Approximate Market Value" of the unit. </w:t>
       </w:r>
     </w:p>
     <w:p>
@@ -3376,9 +2865,25 @@
           <w:szCs w:val="26"/>
           <w14:ligatures w14:val="none"/>
         </w:rPr>
-        <w:t xml:space="preserve">Utilize local prevailing labor </w:t>
-      </w:r>
-      <w:proofErr w:type="gramStart"/>
+        <w:t>Utilize local prevailing labor rates</w:t>
+      </w:r>
+    </w:p>
+    <w:p>
+      <w:pPr>
+        <w:numPr>
+          <w:ilvl w:val="0"/>
+          <w:numId w:val="11"/>
+        </w:numPr>
+        <w:shd w:val="clear" w:color="auto" w:fill="FFFFFF"/>
+        <w:spacing w:before="100" w:beforeAutospacing="1" w:after="100" w:afterAutospacing="1" w:line="240" w:lineRule="auto"/>
+        <w:rPr>
+          <w:rFonts w:ascii="rubik" w:eastAsia="Times New Roman" w:hAnsi="rubik" w:cs="Times New Roman"/>
+          <w:kern w:val="0"/>
+          <w:sz w:val="24"/>
+          <w:szCs w:val="24"/>
+          <w14:ligatures w14:val="none"/>
+        </w:rPr>
+      </w:pPr>
       <w:r>
         <w:rPr>
           <w:rFonts w:ascii="rubik" w:eastAsia="Times New Roman" w:hAnsi="rubik" w:cs="Times New Roman"/>
@@ -3387,48 +2892,8 @@
           <w:szCs w:val="26"/>
           <w14:ligatures w14:val="none"/>
         </w:rPr>
-        <w:t>rates</w:t>
-      </w:r>
-      <w:proofErr w:type="gramEnd"/>
-    </w:p>
-    <w:p>
-      <w:pPr>
-        <w:numPr>
-          <w:ilvl w:val="0"/>
-          <w:numId w:val="11"/>
-        </w:numPr>
-        <w:shd w:val="clear" w:color="auto" w:fill="FFFFFF"/>
-        <w:spacing w:before="100" w:beforeAutospacing="1" w:after="100" w:afterAutospacing="1" w:line="240" w:lineRule="auto"/>
-        <w:rPr>
-          <w:rFonts w:ascii="rubik" w:eastAsia="Times New Roman" w:hAnsi="rubik" w:cs="Times New Roman"/>
-          <w:kern w:val="0"/>
-          <w:sz w:val="24"/>
-          <w:szCs w:val="24"/>
-          <w14:ligatures w14:val="none"/>
-        </w:rPr>
-      </w:pPr>
-      <w:r>
-        <w:rPr>
-          <w:rFonts w:ascii="rubik" w:eastAsia="Times New Roman" w:hAnsi="rubik" w:cs="Times New Roman"/>
-          <w:kern w:val="0"/>
-          <w:sz w:val="26"/>
-          <w:szCs w:val="26"/>
-          <w14:ligatures w14:val="none"/>
-        </w:rPr>
-        <w:t xml:space="preserve">Utilize applicable tax </w:t>
-      </w:r>
-      <w:proofErr w:type="gramStart"/>
-      <w:r>
-        <w:rPr>
-          <w:rFonts w:ascii="rubik" w:eastAsia="Times New Roman" w:hAnsi="rubik" w:cs="Times New Roman"/>
-          <w:kern w:val="0"/>
-          <w:sz w:val="26"/>
-          <w:szCs w:val="26"/>
-          <w14:ligatures w14:val="none"/>
-        </w:rPr>
-        <w:t>rate</w:t>
-      </w:r>
-      <w:proofErr w:type="gramEnd"/>
+        <w:t>Utilize applicable tax rate</w:t>
+      </w:r>
     </w:p>
     <w:p>
       <w:pPr>
@@ -3550,29 +3015,7 @@
           <w:szCs w:val="26"/>
           <w14:ligatures w14:val="none"/>
         </w:rPr>
-        <w:t xml:space="preserve">If applicable, always supply </w:t>
-      </w:r>
-      <w:proofErr w:type="gramStart"/>
-      <w:r>
-        <w:rPr>
-          <w:rFonts w:ascii="rubik" w:eastAsia="Times New Roman" w:hAnsi="rubik" w:cs="Times New Roman"/>
-          <w:kern w:val="0"/>
-          <w:sz w:val="26"/>
-          <w:szCs w:val="26"/>
-          <w14:ligatures w14:val="none"/>
-        </w:rPr>
-        <w:t>a UPD</w:t>
-      </w:r>
-      <w:proofErr w:type="gramEnd"/>
-      <w:r>
-        <w:rPr>
-          <w:rFonts w:ascii="rubik" w:eastAsia="Times New Roman" w:hAnsi="rubik" w:cs="Times New Roman"/>
-          <w:kern w:val="0"/>
-          <w:sz w:val="26"/>
-          <w:szCs w:val="26"/>
-          <w14:ligatures w14:val="none"/>
-        </w:rPr>
-        <w:t xml:space="preserve"> estimate.</w:t>
+        <w:t>If applicable, always supply a UPD estimate.</w:t>
       </w:r>
     </w:p>
     <w:p/>
@@ -3587,7 +3030,7 @@
 </file>
 
 <file path=word/numbering.xml><?xml version="1.0" encoding="utf-8"?>
-<w:numbering xmlns:wpc="http://schemas.microsoft.com/office/word/2010/wordprocessingCanvas" xmlns:cx="http://schemas.microsoft.com/office/drawing/2014/chartex" xmlns:cx1="http://schemas.microsoft.com/office/drawing/2015/9/8/chartex" xmlns:cx2="http://schemas.microsoft.com/office/drawing/2015/10/21/chartex" xmlns:cx3="http://schemas.microsoft.com/office/drawing/2016/5/9/chartex" xmlns:cx4="http://schemas.microsoft.com/office/drawing/2016/5/10/chartex" xmlns:cx5="http://schemas.microsoft.com/office/drawing/2016/5/11/chartex" xmlns:cx6="http://schemas.microsoft.com/office/drawing/2016/5/12/chartex" xmlns:cx7="http://schemas.microsoft.com/office/drawing/2016/5/13/chartex" xmlns:cx8="http://schemas.microsoft.com/office/drawing/2016/5/14/chartex" xmlns:mc="http://schemas.openxmlformats.org/markup-compatibility/2006" xmlns:aink="http://schemas.microsoft.com/office/drawing/2016/ink" xmlns:am3d="http://schemas.microsoft.com/office/drawing/2017/model3d" xmlns:o="urn:schemas-microsoft-com:office:office" xmlns:oel="http://schemas.microsoft.com/office/2019/extlst" xmlns:r="http://schemas.openxmlformats.org/officeDocument/2006/relationships" xmlns:m="http://schemas.openxmlformats.org/officeDocument/2006/math" xmlns:v="urn:schemas-microsoft-com:vml" xmlns:wp14="http://schemas.microsoft.com/office/word/2010/wordprocessingDrawing" xmlns:wp="http://schemas.openxmlformats.org/drawingml/2006/wordprocessingDrawing" xmlns:w10="urn:schemas-microsoft-com:office:word" xmlns:w="http://schemas.openxmlformats.org/wordprocessingml/2006/main" xmlns:w14="http://schemas.microsoft.com/office/word/2010/wordml" xmlns:w15="http://schemas.microsoft.com/office/word/2012/wordml" xmlns:w16cex="http://schemas.microsoft.com/office/word/2018/wordml/cex" xmlns:w16cid="http://schemas.microsoft.com/office/word/2016/wordml/cid" xmlns:w16="http://schemas.microsoft.com/office/word/2018/wordml" xmlns:w16sdtdh="http://schemas.microsoft.com/office/word/2020/wordml/sdtdatahash" xmlns:w16se="http://schemas.microsoft.com/office/word/2015/wordml/symex" xmlns:wpg="http://schemas.microsoft.com/office/word/2010/wordprocessingGroup" xmlns:wpi="http://schemas.microsoft.com/office/word/2010/wordprocessingInk" xmlns:wne="http://schemas.microsoft.com/office/word/2006/wordml" xmlns:wps="http://schemas.microsoft.com/office/word/2010/wordprocessingShape" mc:Ignorable="w14 w15 w16se w16cid w16 w16cex w16sdtdh wp14">
+<w:numbering xmlns:wpc="http://schemas.microsoft.com/office/word/2010/wordprocessingCanvas" xmlns:cx="http://schemas.microsoft.com/office/drawing/2014/chartex" xmlns:cx1="http://schemas.microsoft.com/office/drawing/2015/9/8/chartex" xmlns:cx2="http://schemas.microsoft.com/office/drawing/2015/10/21/chartex" xmlns:cx3="http://schemas.microsoft.com/office/drawing/2016/5/9/chartex" xmlns:cx4="http://schemas.microsoft.com/office/drawing/2016/5/10/chartex" xmlns:cx5="http://schemas.microsoft.com/office/drawing/2016/5/11/chartex" xmlns:cx6="http://schemas.microsoft.com/office/drawing/2016/5/12/chartex" xmlns:cx7="http://schemas.microsoft.com/office/drawing/2016/5/13/chartex" xmlns:cx8="http://schemas.microsoft.com/office/drawing/2016/5/14/chartex" xmlns:mc="http://schemas.openxmlformats.org/markup-compatibility/2006" xmlns:aink="http://schemas.microsoft.com/office/drawing/2016/ink" xmlns:am3d="http://schemas.microsoft.com/office/drawing/2017/model3d" xmlns:o="urn:schemas-microsoft-com:office:office" xmlns:oel="http://schemas.microsoft.com/office/2019/extlst" xmlns:r="http://schemas.openxmlformats.org/officeDocument/2006/relationships" xmlns:m="http://schemas.openxmlformats.org/officeDocument/2006/math" xmlns:v="urn:schemas-microsoft-com:vml" xmlns:wp14="http://schemas.microsoft.com/office/word/2010/wordprocessingDrawing" xmlns:wp="http://schemas.openxmlformats.org/drawingml/2006/wordprocessingDrawing" xmlns:w10="urn:schemas-microsoft-com:office:word" xmlns:w="http://schemas.openxmlformats.org/wordprocessingml/2006/main" xmlns:w14="http://schemas.microsoft.com/office/word/2010/wordml" xmlns:w15="http://schemas.microsoft.com/office/word/2012/wordml" xmlns:w16cex="http://schemas.microsoft.com/office/word/2018/wordml/cex" xmlns:w16cid="http://schemas.microsoft.com/office/word/2016/wordml/cid" xmlns:w16="http://schemas.microsoft.com/office/word/2018/wordml" xmlns:w16du="http://schemas.microsoft.com/office/word/2023/wordml/word16du" xmlns:w16sdtdh="http://schemas.microsoft.com/office/word/2020/wordml/sdtdatahash" xmlns:w16sdtfl="http://schemas.microsoft.com/office/word/2024/wordml/sdtformatlock" xmlns:w16se="http://schemas.microsoft.com/office/word/2015/wordml/symex" xmlns:wpg="http://schemas.microsoft.com/office/word/2010/wordprocessingGroup" xmlns:wpi="http://schemas.microsoft.com/office/word/2010/wordprocessingInk" xmlns:wne="http://schemas.microsoft.com/office/word/2006/wordml" xmlns:wps="http://schemas.microsoft.com/office/word/2010/wordprocessingShape" mc:Ignorable="w14 w15 w16se w16cid w16 w16cex w16sdtdh w16sdtfl w16du wp14">
   <w:abstractNum w:abstractNumId="0" w15:restartNumberingAfterBreak="0">
     <w:nsid w:val="03B731B0"/>
     <w:multiLevelType w:val="multilevel"/>
@@ -5416,7 +4859,7 @@
 </file>
 
 <file path=word/styles.xml><?xml version="1.0" encoding="utf-8"?>
-<w:styles xmlns:mc="http://schemas.openxmlformats.org/markup-compatibility/2006" xmlns:r="http://schemas.openxmlformats.org/officeDocument/2006/relationships" xmlns:w="http://schemas.openxmlformats.org/wordprocessingml/2006/main" xmlns:w14="http://schemas.microsoft.com/office/word/2010/wordml" xmlns:w15="http://schemas.microsoft.com/office/word/2012/wordml" xmlns:w16cex="http://schemas.microsoft.com/office/word/2018/wordml/cex" xmlns:w16cid="http://schemas.microsoft.com/office/word/2016/wordml/cid" xmlns:w16="http://schemas.microsoft.com/office/word/2018/wordml" xmlns:w16sdtdh="http://schemas.microsoft.com/office/word/2020/wordml/sdtdatahash" xmlns:w16se="http://schemas.microsoft.com/office/word/2015/wordml/symex" mc:Ignorable="w14 w15 w16se w16cid w16 w16cex w16sdtdh">
+<w:styles xmlns:mc="http://schemas.openxmlformats.org/markup-compatibility/2006" xmlns:r="http://schemas.openxmlformats.org/officeDocument/2006/relationships" xmlns:w="http://schemas.openxmlformats.org/wordprocessingml/2006/main" xmlns:w14="http://schemas.microsoft.com/office/word/2010/wordml" xmlns:w15="http://schemas.microsoft.com/office/word/2012/wordml" xmlns:w16cex="http://schemas.microsoft.com/office/word/2018/wordml/cex" xmlns:w16cid="http://schemas.microsoft.com/office/word/2016/wordml/cid" xmlns:w16="http://schemas.microsoft.com/office/word/2018/wordml" xmlns:w16du="http://schemas.microsoft.com/office/word/2023/wordml/word16du" xmlns:w16sdtdh="http://schemas.microsoft.com/office/word/2020/wordml/sdtdatahash" xmlns:w16sdtfl="http://schemas.microsoft.com/office/word/2024/wordml/sdtformatlock" xmlns:w16se="http://schemas.microsoft.com/office/word/2015/wordml/symex" mc:Ignorable="w14 w15 w16se w16cid w16 w16cex w16sdtdh w16sdtfl w16du">
   <w:docDefaults>
     <w:rPrDefault>
       <w:rPr>

--- a/client_rules/Gallagher Bassett.docx
+++ b/client_rules/Gallagher Bassett.docx
@@ -421,7 +421,31 @@
           <w:szCs w:val="24"/>
           <w14:ligatures w14:val="none"/>
         </w:rPr>
-        <w:t>3 Salvage Bids required.</w:t>
+        <w:t>3 Salvage Bids required</w:t>
+      </w:r>
+      <w:r>
+        <w:rPr>
+          <w:rFonts w:ascii="Arial" w:eastAsia="Times New Roman" w:hAnsi="Arial" w:cs="Arial"/>
+          <w:b/>
+          <w:bCs/>
+          <w:kern w:val="0"/>
+          <w:sz w:val="24"/>
+          <w:szCs w:val="24"/>
+          <w14:ligatures w14:val="none"/>
+        </w:rPr>
+        <w:t xml:space="preserve"> (see SCA Closing Report – “Salvage Bidders” section)</w:t>
+      </w:r>
+      <w:r>
+        <w:rPr>
+          <w:rFonts w:ascii="Arial" w:eastAsia="Times New Roman" w:hAnsi="Arial" w:cs="Arial"/>
+          <w:b/>
+          <w:bCs/>
+          <w:kern w:val="0"/>
+          <w:sz w:val="24"/>
+          <w:szCs w:val="24"/>
+          <w14:ligatures w14:val="none"/>
+        </w:rPr>
+        <w:t>.</w:t>
       </w:r>
     </w:p>
     <w:p>
@@ -2170,7 +2194,29 @@
           <w:szCs w:val="24"/>
           <w14:ligatures w14:val="none"/>
         </w:rPr>
-        <w:t>3 Salvage Bids required, which must be listed on the Appraisal Report in the appropriate fields (not in the Appraisal Report comments). Salvage bids must be verifiable and legitimate. Gallagher Bassett will call highest bidder for pickup. Except for the following states: AL, FL, GA, IN,, KY, MI, MS, NC,  OH, SC, TN, VA,WV. If Salvage Bids are not obtained, we must present Copart Proquote. This client requires that we provide quotes back to them.</w:t>
+        <w:t xml:space="preserve">3 Salvage Bids required, which must be listed on the Appraisal Report in the appropriate fields (not in the Appraisal Report comments). Salvage bids must be verifiable and legitimate. Gallagher Bassett will call highest bidder for pickup. Except for the following states: AL, FL, GA, IN,, KY, MI, MS, NC,  OH, SC, TN, VA,WV. If Salvage Bids are not obtained, we must present Copart </w:t>
+      </w:r>
+      <w:proofErr w:type="spellStart"/>
+      <w:r>
+        <w:rPr>
+          <w:rFonts w:ascii="Arial" w:eastAsia="Times New Roman" w:hAnsi="Arial" w:cs="Arial"/>
+          <w:kern w:val="0"/>
+          <w:sz w:val="24"/>
+          <w:szCs w:val="24"/>
+          <w14:ligatures w14:val="none"/>
+        </w:rPr>
+        <w:t>Proquote</w:t>
+      </w:r>
+      <w:proofErr w:type="spellEnd"/>
+      <w:r>
+        <w:rPr>
+          <w:rFonts w:ascii="Arial" w:eastAsia="Times New Roman" w:hAnsi="Arial" w:cs="Arial"/>
+          <w:kern w:val="0"/>
+          <w:sz w:val="24"/>
+          <w:szCs w:val="24"/>
+          <w14:ligatures w14:val="none"/>
+        </w:rPr>
+        <w:t>. This client requires that we provide quotes back to them.</w:t>
       </w:r>
     </w:p>
     <w:p>
@@ -2197,7 +2243,29 @@
           <w:szCs w:val="24"/>
           <w14:ligatures w14:val="none"/>
         </w:rPr>
-        <w:t>FOR AL, FL, GA, IN,, KY, MI, MS, NC, OH, SC, TN, VA,WV, Obtain a Copart ProQuote and list the bid in the appropriate field on the Appraisal Report (not in the Appraisal Report comments). </w:t>
+        <w:t xml:space="preserve">FOR AL, FL, GA, IN,, KY, MI, MS, NC, OH, SC, TN, VA,WV, Obtain a Copart </w:t>
+      </w:r>
+      <w:proofErr w:type="spellStart"/>
+      <w:r>
+        <w:rPr>
+          <w:rFonts w:ascii="Arial" w:eastAsia="Times New Roman" w:hAnsi="Arial" w:cs="Arial"/>
+          <w:kern w:val="0"/>
+          <w:sz w:val="24"/>
+          <w:szCs w:val="24"/>
+          <w14:ligatures w14:val="none"/>
+        </w:rPr>
+        <w:t>ProQuote</w:t>
+      </w:r>
+      <w:proofErr w:type="spellEnd"/>
+      <w:r>
+        <w:rPr>
+          <w:rFonts w:ascii="Arial" w:eastAsia="Times New Roman" w:hAnsi="Arial" w:cs="Arial"/>
+          <w:kern w:val="0"/>
+          <w:sz w:val="24"/>
+          <w:szCs w:val="24"/>
+          <w14:ligatures w14:val="none"/>
+        </w:rPr>
+        <w:t xml:space="preserve"> and list the bid in the appropriate field on the Appraisal Report (not in the Appraisal Report comments). </w:t>
       </w:r>
     </w:p>
     <w:p>
@@ -2224,7 +2292,29 @@
           <w:szCs w:val="24"/>
           <w14:ligatures w14:val="none"/>
         </w:rPr>
-        <w:t>If Copart Proquote is not obtained, we must present 3 salvage bids. This client requires that we provide quotes back to them.</w:t>
+        <w:t xml:space="preserve">If Copart </w:t>
+      </w:r>
+      <w:proofErr w:type="spellStart"/>
+      <w:r>
+        <w:rPr>
+          <w:rFonts w:ascii="Arial" w:eastAsia="Times New Roman" w:hAnsi="Arial" w:cs="Arial"/>
+          <w:kern w:val="0"/>
+          <w:sz w:val="24"/>
+          <w:szCs w:val="24"/>
+          <w14:ligatures w14:val="none"/>
+        </w:rPr>
+        <w:t>Proquote</w:t>
+      </w:r>
+      <w:proofErr w:type="spellEnd"/>
+      <w:r>
+        <w:rPr>
+          <w:rFonts w:ascii="Arial" w:eastAsia="Times New Roman" w:hAnsi="Arial" w:cs="Arial"/>
+          <w:kern w:val="0"/>
+          <w:sz w:val="24"/>
+          <w:szCs w:val="24"/>
+          <w14:ligatures w14:val="none"/>
+        </w:rPr>
+        <w:t xml:space="preserve"> is not obtained, we must present 3 salvage bids. This client requires that we provide quotes back to them.</w:t>
       </w:r>
     </w:p>
     <w:p>

--- a/client_rules/Gallagher Bassett.docx
+++ b/client_rules/Gallagher Bassett.docx
@@ -130,6 +130,7 @@
                 <w14:ligatures w14:val="none"/>
               </w:rPr>
             </w:pPr>
+            <w:proofErr w:type="gramStart"/>
             <w:r>
               <w:rPr>
                 <w:rFonts w:ascii="Times New Roman" w:eastAsia="Times New Roman" w:hAnsi="Times New Roman" w:cs="Times New Roman"/>
@@ -138,7 +139,18 @@
                 <w:szCs w:val="24"/>
                 <w14:ligatures w14:val="none"/>
               </w:rPr>
-              <w:t>7559942  : Gallagher Bassett</w:t>
+              <w:t>7559942  :</w:t>
+            </w:r>
+            <w:proofErr w:type="gramEnd"/>
+            <w:r>
+              <w:rPr>
+                <w:rFonts w:ascii="Times New Roman" w:eastAsia="Times New Roman" w:hAnsi="Times New Roman" w:cs="Times New Roman"/>
+                <w:kern w:val="0"/>
+                <w:sz w:val="24"/>
+                <w:szCs w:val="24"/>
+                <w14:ligatures w14:val="none"/>
+              </w:rPr>
+              <w:t> Gallagher Bassett</w:t>
             </w:r>
           </w:p>
         </w:tc>
@@ -472,7 +484,29 @@
           <w:szCs w:val="24"/>
           <w14:ligatures w14:val="none"/>
         </w:rPr>
-        <w:t>LKQ/Recon/AM over 2 calendar years old and over 24k miles</w:t>
+        <w:t xml:space="preserve">LKQ/Recon/AM </w:t>
+      </w:r>
+      <w:proofErr w:type="gramStart"/>
+      <w:r>
+        <w:rPr>
+          <w:rFonts w:ascii="Arial" w:eastAsia="Times New Roman" w:hAnsi="Arial" w:cs="Arial"/>
+          <w:kern w:val="0"/>
+          <w:sz w:val="24"/>
+          <w:szCs w:val="24"/>
+          <w14:ligatures w14:val="none"/>
+        </w:rPr>
+        <w:t>over</w:t>
+      </w:r>
+      <w:proofErr w:type="gramEnd"/>
+      <w:r>
+        <w:rPr>
+          <w:rFonts w:ascii="Arial" w:eastAsia="Times New Roman" w:hAnsi="Arial" w:cs="Arial"/>
+          <w:kern w:val="0"/>
+          <w:sz w:val="24"/>
+          <w:szCs w:val="24"/>
+          <w14:ligatures w14:val="none"/>
+        </w:rPr>
+        <w:t xml:space="preserve"> 2 calendar years old and over 24k miles</w:t>
       </w:r>
     </w:p>
     <w:p>
@@ -698,7 +732,51 @@
           <w:szCs w:val="26"/>
           <w14:ligatures w14:val="none"/>
         </w:rPr>
-        <w:t>All Gallagher claims require a photo of the registration.  If unable to obtain photo you must document why in your report notes. </w:t>
+        <w:t xml:space="preserve">All Gallagher claims require a photo of the registration.  If </w:t>
+      </w:r>
+      <w:proofErr w:type="gramStart"/>
+      <w:r>
+        <w:rPr>
+          <w:rFonts w:ascii="Segoe UI" w:eastAsia="Times New Roman" w:hAnsi="Segoe UI" w:cs="Segoe UI"/>
+          <w:kern w:val="0"/>
+          <w:sz w:val="26"/>
+          <w:szCs w:val="26"/>
+          <w14:ligatures w14:val="none"/>
+        </w:rPr>
+        <w:t>unable</w:t>
+      </w:r>
+      <w:proofErr w:type="gramEnd"/>
+      <w:r>
+        <w:rPr>
+          <w:rFonts w:ascii="Segoe UI" w:eastAsia="Times New Roman" w:hAnsi="Segoe UI" w:cs="Segoe UI"/>
+          <w:kern w:val="0"/>
+          <w:sz w:val="26"/>
+          <w:szCs w:val="26"/>
+          <w14:ligatures w14:val="none"/>
+        </w:rPr>
+        <w:t xml:space="preserve"> to obtain photo you must </w:t>
+      </w:r>
+      <w:proofErr w:type="gramStart"/>
+      <w:r>
+        <w:rPr>
+          <w:rFonts w:ascii="Segoe UI" w:eastAsia="Times New Roman" w:hAnsi="Segoe UI" w:cs="Segoe UI"/>
+          <w:kern w:val="0"/>
+          <w:sz w:val="26"/>
+          <w:szCs w:val="26"/>
+          <w14:ligatures w14:val="none"/>
+        </w:rPr>
+        <w:t>document</w:t>
+      </w:r>
+      <w:proofErr w:type="gramEnd"/>
+      <w:r>
+        <w:rPr>
+          <w:rFonts w:ascii="Segoe UI" w:eastAsia="Times New Roman" w:hAnsi="Segoe UI" w:cs="Segoe UI"/>
+          <w:kern w:val="0"/>
+          <w:sz w:val="26"/>
+          <w:szCs w:val="26"/>
+          <w14:ligatures w14:val="none"/>
+        </w:rPr>
+        <w:t xml:space="preserve"> why in your report notes. </w:t>
       </w:r>
     </w:p>
     <w:p>
@@ -784,7 +862,33 @@
           <w:szCs w:val="24"/>
           <w14:ligatures w14:val="none"/>
         </w:rPr>
-        <w:t>When calling in for CCC valuation advise you are calling on behalf of SCA not Gallagher Bassett  </w:t>
+        <w:t xml:space="preserve">When calling in for CCC valuation </w:t>
+      </w:r>
+      <w:proofErr w:type="gramStart"/>
+      <w:r>
+        <w:rPr>
+          <w:rFonts w:ascii="Arial" w:eastAsia="Times New Roman" w:hAnsi="Arial" w:cs="Arial"/>
+          <w:b/>
+          <w:bCs/>
+          <w:kern w:val="0"/>
+          <w:sz w:val="24"/>
+          <w:szCs w:val="24"/>
+          <w14:ligatures w14:val="none"/>
+        </w:rPr>
+        <w:t>advise</w:t>
+      </w:r>
+      <w:proofErr w:type="gramEnd"/>
+      <w:r>
+        <w:rPr>
+          <w:rFonts w:ascii="Arial" w:eastAsia="Times New Roman" w:hAnsi="Arial" w:cs="Arial"/>
+          <w:b/>
+          <w:bCs/>
+          <w:kern w:val="0"/>
+          <w:sz w:val="24"/>
+          <w:szCs w:val="24"/>
+          <w14:ligatures w14:val="none"/>
+        </w:rPr>
+        <w:t xml:space="preserve"> you are calling on behalf of SCA not Gallagher Bassett  </w:t>
       </w:r>
     </w:p>
     <w:p>
@@ -993,7 +1097,29 @@
           <w:szCs w:val="26"/>
           <w14:ligatures w14:val="none"/>
         </w:rPr>
-        <w:t>At least 4 photos of the damage area</w:t>
+        <w:t xml:space="preserve">At least 4 photos of the </w:t>
+      </w:r>
+      <w:proofErr w:type="gramStart"/>
+      <w:r>
+        <w:rPr>
+          <w:rFonts w:ascii="Segoe UI" w:eastAsia="Times New Roman" w:hAnsi="Segoe UI" w:cs="Segoe UI"/>
+          <w:kern w:val="0"/>
+          <w:sz w:val="26"/>
+          <w:szCs w:val="26"/>
+          <w14:ligatures w14:val="none"/>
+        </w:rPr>
+        <w:t>damage</w:t>
+      </w:r>
+      <w:proofErr w:type="gramEnd"/>
+      <w:r>
+        <w:rPr>
+          <w:rFonts w:ascii="Segoe UI" w:eastAsia="Times New Roman" w:hAnsi="Segoe UI" w:cs="Segoe UI"/>
+          <w:kern w:val="0"/>
+          <w:sz w:val="26"/>
+          <w:szCs w:val="26"/>
+          <w14:ligatures w14:val="none"/>
+        </w:rPr>
+        <w:t xml:space="preserve"> area</w:t>
       </w:r>
     </w:p>
     <w:p>
@@ -1382,7 +1508,29 @@
           <w:szCs w:val="26"/>
           <w14:ligatures w14:val="none"/>
         </w:rPr>
-        <w:t>Carpet condition (front and rear - be sure to lift up floor mats)</w:t>
+        <w:t xml:space="preserve">Carpet condition (front and rear - be sure to </w:t>
+      </w:r>
+      <w:proofErr w:type="gramStart"/>
+      <w:r>
+        <w:rPr>
+          <w:rFonts w:ascii="Segoe UI" w:eastAsia="Times New Roman" w:hAnsi="Segoe UI" w:cs="Segoe UI"/>
+          <w:kern w:val="0"/>
+          <w:sz w:val="26"/>
+          <w:szCs w:val="26"/>
+          <w14:ligatures w14:val="none"/>
+        </w:rPr>
+        <w:t>lift up</w:t>
+      </w:r>
+      <w:proofErr w:type="gramEnd"/>
+      <w:r>
+        <w:rPr>
+          <w:rFonts w:ascii="Segoe UI" w:eastAsia="Times New Roman" w:hAnsi="Segoe UI" w:cs="Segoe UI"/>
+          <w:kern w:val="0"/>
+          <w:sz w:val="26"/>
+          <w:szCs w:val="26"/>
+          <w14:ligatures w14:val="none"/>
+        </w:rPr>
+        <w:t xml:space="preserve"> floor mats)</w:t>
       </w:r>
     </w:p>
     <w:p>
@@ -1598,7 +1746,29 @@
           <w:szCs w:val="26"/>
           <w14:ligatures w14:val="none"/>
         </w:rPr>
-        <w:t>Any other needed photos to depict damage, UPD or conditioning</w:t>
+        <w:t xml:space="preserve">Any other </w:t>
+      </w:r>
+      <w:proofErr w:type="gramStart"/>
+      <w:r>
+        <w:rPr>
+          <w:rFonts w:ascii="Segoe UI" w:eastAsia="Times New Roman" w:hAnsi="Segoe UI" w:cs="Segoe UI"/>
+          <w:kern w:val="0"/>
+          <w:sz w:val="26"/>
+          <w:szCs w:val="26"/>
+          <w14:ligatures w14:val="none"/>
+        </w:rPr>
+        <w:t>needed photos</w:t>
+      </w:r>
+      <w:proofErr w:type="gramEnd"/>
+      <w:r>
+        <w:rPr>
+          <w:rFonts w:ascii="Segoe UI" w:eastAsia="Times New Roman" w:hAnsi="Segoe UI" w:cs="Segoe UI"/>
+          <w:kern w:val="0"/>
+          <w:sz w:val="26"/>
+          <w:szCs w:val="26"/>
+          <w14:ligatures w14:val="none"/>
+        </w:rPr>
+        <w:t xml:space="preserve"> to depict damage, UPD or conditioning</w:t>
       </w:r>
     </w:p>
     <w:p>
@@ -1800,7 +1970,29 @@
           <w:szCs w:val="26"/>
           <w14:ligatures w14:val="none"/>
         </w:rPr>
-        <w:t>Utilize LKQ, Aftermarket and Reconditioned parts on all vehicles in excess of 2 years and 24k miles.</w:t>
+        <w:t xml:space="preserve">Utilize LKQ, Aftermarket and Reconditioned parts on all vehicles </w:t>
+      </w:r>
+      <w:proofErr w:type="gramStart"/>
+      <w:r>
+        <w:rPr>
+          <w:rFonts w:ascii="Segoe UI" w:eastAsia="Times New Roman" w:hAnsi="Segoe UI" w:cs="Segoe UI"/>
+          <w:kern w:val="0"/>
+          <w:sz w:val="26"/>
+          <w:szCs w:val="26"/>
+          <w14:ligatures w14:val="none"/>
+        </w:rPr>
+        <w:t>in excess of</w:t>
+      </w:r>
+      <w:proofErr w:type="gramEnd"/>
+      <w:r>
+        <w:rPr>
+          <w:rFonts w:ascii="Segoe UI" w:eastAsia="Times New Roman" w:hAnsi="Segoe UI" w:cs="Segoe UI"/>
+          <w:kern w:val="0"/>
+          <w:sz w:val="26"/>
+          <w:szCs w:val="26"/>
+          <w14:ligatures w14:val="none"/>
+        </w:rPr>
+        <w:t xml:space="preserve"> 2 years and 24k miles.</w:t>
       </w:r>
     </w:p>
     <w:p>
@@ -2004,7 +2196,29 @@
           <w:szCs w:val="24"/>
           <w14:ligatures w14:val="none"/>
         </w:rPr>
-        <w:t>Gallagher wants the CCC valuation amount to include tax.  The amount you record in your report notes must include tax along with the reference number.  You must also ask CCC to email the valuation to </w:t>
+        <w:t xml:space="preserve">Gallagher wants the CCC valuation amount to include tax.  The amount you record in your </w:t>
+      </w:r>
+      <w:proofErr w:type="gramStart"/>
+      <w:r>
+        <w:rPr>
+          <w:rFonts w:ascii="Segoe UI" w:eastAsia="Times New Roman" w:hAnsi="Segoe UI" w:cs="Segoe UI"/>
+          <w:kern w:val="0"/>
+          <w:sz w:val="24"/>
+          <w:szCs w:val="24"/>
+          <w14:ligatures w14:val="none"/>
+        </w:rPr>
+        <w:t>report</w:t>
+      </w:r>
+      <w:proofErr w:type="gramEnd"/>
+      <w:r>
+        <w:rPr>
+          <w:rFonts w:ascii="Segoe UI" w:eastAsia="Times New Roman" w:hAnsi="Segoe UI" w:cs="Segoe UI"/>
+          <w:kern w:val="0"/>
+          <w:sz w:val="24"/>
+          <w:szCs w:val="24"/>
+          <w14:ligatures w14:val="none"/>
+        </w:rPr>
+        <w:t xml:space="preserve"> notes must include tax along with the reference number.  You must also ask CCC to email the valuation to </w:t>
       </w:r>
       <w:hyperlink r:id="rId6" w:history="1">
         <w:r>
@@ -2100,7 +2314,29 @@
           <w:szCs w:val="24"/>
           <w14:ligatures w14:val="none"/>
         </w:rPr>
-        <w:t> - Advise CCC to add Sales Tax to the evaluation, and advise CCC to email the completed valuation to </w:t>
+        <w:t xml:space="preserve"> - Advise CCC to add Sales Tax to the </w:t>
+      </w:r>
+      <w:proofErr w:type="gramStart"/>
+      <w:r>
+        <w:rPr>
+          <w:rFonts w:ascii="Segoe UI" w:eastAsia="Times New Roman" w:hAnsi="Segoe UI" w:cs="Segoe UI"/>
+          <w:kern w:val="0"/>
+          <w:sz w:val="24"/>
+          <w:szCs w:val="24"/>
+          <w14:ligatures w14:val="none"/>
+        </w:rPr>
+        <w:t>evaluation, and</w:t>
+      </w:r>
+      <w:proofErr w:type="gramEnd"/>
+      <w:r>
+        <w:rPr>
+          <w:rFonts w:ascii="Segoe UI" w:eastAsia="Times New Roman" w:hAnsi="Segoe UI" w:cs="Segoe UI"/>
+          <w:kern w:val="0"/>
+          <w:sz w:val="24"/>
+          <w:szCs w:val="24"/>
+          <w14:ligatures w14:val="none"/>
+        </w:rPr>
+        <w:t xml:space="preserve"> advise CCC to email the completed valuation to </w:t>
       </w:r>
       <w:hyperlink r:id="rId7" w:history="1">
         <w:r>
@@ -2194,7 +2430,73 @@
           <w:szCs w:val="24"/>
           <w14:ligatures w14:val="none"/>
         </w:rPr>
-        <w:t xml:space="preserve">3 Salvage Bids required, which must be listed on the Appraisal Report in the appropriate fields (not in the Appraisal Report comments). Salvage bids must be verifiable and legitimate. Gallagher Bassett will call highest bidder for pickup. Except for the following states: AL, FL, GA, IN,, KY, MI, MS, NC,  OH, SC, TN, VA,WV. If Salvage Bids are not obtained, we must present Copart </w:t>
+        <w:t xml:space="preserve">3 Salvage Bids required, which must be listed on the Appraisal Report in the appropriate fields (not in the Appraisal Report comments). Salvage bids must be verifiable and legitimate. Gallagher Bassett will call highest bidder for pickup. Except for the following states: AL, FL, GA, </w:t>
+      </w:r>
+      <w:proofErr w:type="gramStart"/>
+      <w:r>
+        <w:rPr>
+          <w:rFonts w:ascii="Arial" w:eastAsia="Times New Roman" w:hAnsi="Arial" w:cs="Arial"/>
+          <w:kern w:val="0"/>
+          <w:sz w:val="24"/>
+          <w:szCs w:val="24"/>
+          <w14:ligatures w14:val="none"/>
+        </w:rPr>
+        <w:t>IN,,</w:t>
+      </w:r>
+      <w:proofErr w:type="gramEnd"/>
+      <w:r>
+        <w:rPr>
+          <w:rFonts w:ascii="Arial" w:eastAsia="Times New Roman" w:hAnsi="Arial" w:cs="Arial"/>
+          <w:kern w:val="0"/>
+          <w:sz w:val="24"/>
+          <w:szCs w:val="24"/>
+          <w14:ligatures w14:val="none"/>
+        </w:rPr>
+        <w:t xml:space="preserve"> KY, MI, MS, </w:t>
+      </w:r>
+      <w:proofErr w:type="gramStart"/>
+      <w:r>
+        <w:rPr>
+          <w:rFonts w:ascii="Arial" w:eastAsia="Times New Roman" w:hAnsi="Arial" w:cs="Arial"/>
+          <w:kern w:val="0"/>
+          <w:sz w:val="24"/>
+          <w:szCs w:val="24"/>
+          <w14:ligatures w14:val="none"/>
+        </w:rPr>
+        <w:t>NC,  OH</w:t>
+      </w:r>
+      <w:proofErr w:type="gramEnd"/>
+      <w:r>
+        <w:rPr>
+          <w:rFonts w:ascii="Arial" w:eastAsia="Times New Roman" w:hAnsi="Arial" w:cs="Arial"/>
+          <w:kern w:val="0"/>
+          <w:sz w:val="24"/>
+          <w:szCs w:val="24"/>
+          <w14:ligatures w14:val="none"/>
+        </w:rPr>
+        <w:t xml:space="preserve">, SC, TN, </w:t>
+      </w:r>
+      <w:proofErr w:type="gramStart"/>
+      <w:r>
+        <w:rPr>
+          <w:rFonts w:ascii="Arial" w:eastAsia="Times New Roman" w:hAnsi="Arial" w:cs="Arial"/>
+          <w:kern w:val="0"/>
+          <w:sz w:val="24"/>
+          <w:szCs w:val="24"/>
+          <w14:ligatures w14:val="none"/>
+        </w:rPr>
+        <w:t>VA,WV</w:t>
+      </w:r>
+      <w:proofErr w:type="gramEnd"/>
+      <w:r>
+        <w:rPr>
+          <w:rFonts w:ascii="Arial" w:eastAsia="Times New Roman" w:hAnsi="Arial" w:cs="Arial"/>
+          <w:kern w:val="0"/>
+          <w:sz w:val="24"/>
+          <w:szCs w:val="24"/>
+          <w14:ligatures w14:val="none"/>
+        </w:rPr>
+        <w:t xml:space="preserve">. If Salvage Bids are not obtained, we must present Copart </w:t>
       </w:r>
       <w:proofErr w:type="spellStart"/>
       <w:r>
@@ -2243,7 +2545,73 @@
           <w:szCs w:val="24"/>
           <w14:ligatures w14:val="none"/>
         </w:rPr>
-        <w:t xml:space="preserve">FOR AL, FL, GA, IN,, KY, MI, MS, NC, OH, SC, TN, VA,WV, Obtain a Copart </w:t>
+        <w:t xml:space="preserve">FOR AL, FL, GA, </w:t>
+      </w:r>
+      <w:proofErr w:type="gramStart"/>
+      <w:r>
+        <w:rPr>
+          <w:rFonts w:ascii="Arial" w:eastAsia="Times New Roman" w:hAnsi="Arial" w:cs="Arial"/>
+          <w:kern w:val="0"/>
+          <w:sz w:val="24"/>
+          <w:szCs w:val="24"/>
+          <w14:ligatures w14:val="none"/>
+        </w:rPr>
+        <w:t>IN,,</w:t>
+      </w:r>
+      <w:proofErr w:type="gramEnd"/>
+      <w:r>
+        <w:rPr>
+          <w:rFonts w:ascii="Arial" w:eastAsia="Times New Roman" w:hAnsi="Arial" w:cs="Arial"/>
+          <w:kern w:val="0"/>
+          <w:sz w:val="24"/>
+          <w:szCs w:val="24"/>
+          <w14:ligatures w14:val="none"/>
+        </w:rPr>
+        <w:t xml:space="preserve"> KY, MI, MS, NC, OH, SC, TN, </w:t>
+      </w:r>
+      <w:proofErr w:type="gramStart"/>
+      <w:r>
+        <w:rPr>
+          <w:rFonts w:ascii="Arial" w:eastAsia="Times New Roman" w:hAnsi="Arial" w:cs="Arial"/>
+          <w:kern w:val="0"/>
+          <w:sz w:val="24"/>
+          <w:szCs w:val="24"/>
+          <w14:ligatures w14:val="none"/>
+        </w:rPr>
+        <w:t>VA,WV</w:t>
+      </w:r>
+      <w:proofErr w:type="gramEnd"/>
+      <w:r>
+        <w:rPr>
+          <w:rFonts w:ascii="Arial" w:eastAsia="Times New Roman" w:hAnsi="Arial" w:cs="Arial"/>
+          <w:kern w:val="0"/>
+          <w:sz w:val="24"/>
+          <w:szCs w:val="24"/>
+          <w14:ligatures w14:val="none"/>
+        </w:rPr>
+        <w:t xml:space="preserve">, </w:t>
+      </w:r>
+      <w:proofErr w:type="gramStart"/>
+      <w:r>
+        <w:rPr>
+          <w:rFonts w:ascii="Arial" w:eastAsia="Times New Roman" w:hAnsi="Arial" w:cs="Arial"/>
+          <w:kern w:val="0"/>
+          <w:sz w:val="24"/>
+          <w:szCs w:val="24"/>
+          <w14:ligatures w14:val="none"/>
+        </w:rPr>
+        <w:t>Obtain</w:t>
+      </w:r>
+      <w:proofErr w:type="gramEnd"/>
+      <w:r>
+        <w:rPr>
+          <w:rFonts w:ascii="Arial" w:eastAsia="Times New Roman" w:hAnsi="Arial" w:cs="Arial"/>
+          <w:kern w:val="0"/>
+          <w:sz w:val="24"/>
+          <w:szCs w:val="24"/>
+          <w14:ligatures w14:val="none"/>
+        </w:rPr>
+        <w:t xml:space="preserve"> a Copart </w:t>
       </w:r>
       <w:proofErr w:type="spellStart"/>
       <w:r>
@@ -2397,6 +2765,7 @@
           <w14:ligatures w14:val="none"/>
         </w:rPr>
       </w:pPr>
+      <w:proofErr w:type="gramStart"/>
       <w:r>
         <w:rPr>
           <w:rFonts w:ascii="Times New Roman" w:eastAsia="Times New Roman" w:hAnsi="Symbol" w:cs="Times New Roman"/>
@@ -2425,7 +2794,18 @@
           <w:szCs w:val="26"/>
           <w14:ligatures w14:val="none"/>
         </w:rPr>
-        <w:t>Do not include towing, storage or teardown charges in estimate. List in Appraisal Report comments only and include a copy of the invoice/bill with your upload.</w:t>
+        <w:t>Do</w:t>
+      </w:r>
+      <w:proofErr w:type="gramEnd"/>
+      <w:r>
+        <w:rPr>
+          <w:rFonts w:ascii="Times New Roman" w:eastAsia="Times New Roman" w:hAnsi="Times New Roman" w:cs="Times New Roman"/>
+          <w:kern w:val="0"/>
+          <w:sz w:val="26"/>
+          <w:szCs w:val="26"/>
+          <w14:ligatures w14:val="none"/>
+        </w:rPr>
+        <w:t xml:space="preserve"> not include towing, storage or teardown charges in estimate. List in Appraisal Report comments only and include a copy of the invoice/bill with your upload.</w:t>
       </w:r>
     </w:p>
     <w:p>
@@ -2654,7 +3034,29 @@
           <w:szCs w:val="24"/>
           <w14:ligatures w14:val="none"/>
         </w:rPr>
-        <w:t>on both insured and claimant vehicles on parts with a limited life expectancy; Tires, Batteries, Shocks, Mechanical etc.  </w:t>
+        <w:t xml:space="preserve">on both insured and claimant vehicles on parts with a limited life </w:t>
+      </w:r>
+      <w:proofErr w:type="gramStart"/>
+      <w:r>
+        <w:rPr>
+          <w:rFonts w:ascii="rubik" w:eastAsia="Times New Roman" w:hAnsi="rubik" w:cs="Times New Roman"/>
+          <w:kern w:val="0"/>
+          <w:sz w:val="24"/>
+          <w:szCs w:val="24"/>
+          <w14:ligatures w14:val="none"/>
+        </w:rPr>
+        <w:t>expectancy;</w:t>
+      </w:r>
+      <w:proofErr w:type="gramEnd"/>
+      <w:r>
+        <w:rPr>
+          <w:rFonts w:ascii="rubik" w:eastAsia="Times New Roman" w:hAnsi="rubik" w:cs="Times New Roman"/>
+          <w:kern w:val="0"/>
+          <w:sz w:val="24"/>
+          <w:szCs w:val="24"/>
+          <w14:ligatures w14:val="none"/>
+        </w:rPr>
+        <w:t xml:space="preserve"> Tires, Batteries, Shocks, Mechanical etc.  </w:t>
       </w:r>
     </w:p>
     <w:p>
@@ -2859,7 +3261,51 @@
           <w:szCs w:val="26"/>
           <w14:ligatures w14:val="none"/>
         </w:rPr>
-        <w:t>Comment in your Appraisal Report the "Approximate Market Value" of the unit. </w:t>
+        <w:t xml:space="preserve">Comment </w:t>
+      </w:r>
+      <w:proofErr w:type="gramStart"/>
+      <w:r>
+        <w:rPr>
+          <w:rFonts w:ascii="rubik" w:eastAsia="Times New Roman" w:hAnsi="rubik" w:cs="Times New Roman"/>
+          <w:kern w:val="0"/>
+          <w:sz w:val="26"/>
+          <w:szCs w:val="26"/>
+          <w14:ligatures w14:val="none"/>
+        </w:rPr>
+        <w:t>in</w:t>
+      </w:r>
+      <w:proofErr w:type="gramEnd"/>
+      <w:r>
+        <w:rPr>
+          <w:rFonts w:ascii="rubik" w:eastAsia="Times New Roman" w:hAnsi="rubik" w:cs="Times New Roman"/>
+          <w:kern w:val="0"/>
+          <w:sz w:val="26"/>
+          <w:szCs w:val="26"/>
+          <w14:ligatures w14:val="none"/>
+        </w:rPr>
+        <w:t xml:space="preserve"> your Appraisal </w:t>
+      </w:r>
+      <w:proofErr w:type="gramStart"/>
+      <w:r>
+        <w:rPr>
+          <w:rFonts w:ascii="rubik" w:eastAsia="Times New Roman" w:hAnsi="rubik" w:cs="Times New Roman"/>
+          <w:kern w:val="0"/>
+          <w:sz w:val="26"/>
+          <w:szCs w:val="26"/>
+          <w14:ligatures w14:val="none"/>
+        </w:rPr>
+        <w:t>Report</w:t>
+      </w:r>
+      <w:proofErr w:type="gramEnd"/>
+      <w:r>
+        <w:rPr>
+          <w:rFonts w:ascii="rubik" w:eastAsia="Times New Roman" w:hAnsi="rubik" w:cs="Times New Roman"/>
+          <w:kern w:val="0"/>
+          <w:sz w:val="26"/>
+          <w:szCs w:val="26"/>
+          <w14:ligatures w14:val="none"/>
+        </w:rPr>
+        <w:t xml:space="preserve"> the "Approximate Market Value" of the unit. </w:t>
       </w:r>
     </w:p>
     <w:p>

--- a/client_rules/Gallagher Bassett.docx
+++ b/client_rules/Gallagher Bassett.docx
@@ -130,7 +130,6 @@
                 <w14:ligatures w14:val="none"/>
               </w:rPr>
             </w:pPr>
-            <w:proofErr w:type="gramStart"/>
             <w:r>
               <w:rPr>
                 <w:rFonts w:ascii="Times New Roman" w:eastAsia="Times New Roman" w:hAnsi="Times New Roman" w:cs="Times New Roman"/>
@@ -139,18 +138,7 @@
                 <w:szCs w:val="24"/>
                 <w14:ligatures w14:val="none"/>
               </w:rPr>
-              <w:t>7559942  :</w:t>
-            </w:r>
-            <w:proofErr w:type="gramEnd"/>
-            <w:r>
-              <w:rPr>
-                <w:rFonts w:ascii="Times New Roman" w:eastAsia="Times New Roman" w:hAnsi="Times New Roman" w:cs="Times New Roman"/>
-                <w:kern w:val="0"/>
-                <w:sz w:val="24"/>
-                <w:szCs w:val="24"/>
-                <w14:ligatures w14:val="none"/>
-              </w:rPr>
-              <w:t> Gallagher Bassett</w:t>
+              <w:t>7559942  : Gallagher Bassett</w:t>
             </w:r>
           </w:p>
         </w:tc>
@@ -484,9 +472,25 @@
           <w:szCs w:val="24"/>
           <w14:ligatures w14:val="none"/>
         </w:rPr>
-        <w:t xml:space="preserve">LKQ/Recon/AM </w:t>
-      </w:r>
-      <w:proofErr w:type="gramStart"/>
+        <w:t>LKQ/Recon/AM over 2 calendar years old and over 24k miles</w:t>
+      </w:r>
+    </w:p>
+    <w:p>
+      <w:pPr>
+        <w:numPr>
+          <w:ilvl w:val="0"/>
+          <w:numId w:val="1"/>
+        </w:numPr>
+        <w:shd w:val="clear" w:color="auto" w:fill="FFFFFF"/>
+        <w:spacing w:before="100" w:beforeAutospacing="1" w:after="100" w:afterAutospacing="1" w:line="240" w:lineRule="auto"/>
+        <w:rPr>
+          <w:rFonts w:ascii="Segoe UI" w:eastAsia="Times New Roman" w:hAnsi="Segoe UI" w:cs="Segoe UI"/>
+          <w:kern w:val="0"/>
+          <w:sz w:val="24"/>
+          <w:szCs w:val="24"/>
+          <w14:ligatures w14:val="none"/>
+        </w:rPr>
+      </w:pPr>
       <w:r>
         <w:rPr>
           <w:rFonts w:ascii="Arial" w:eastAsia="Times New Roman" w:hAnsi="Arial" w:cs="Arial"/>
@@ -495,9 +499,8 @@
           <w:szCs w:val="24"/>
           <w14:ligatures w14:val="none"/>
         </w:rPr>
-        <w:t>over</w:t>
-      </w:r>
-      <w:proofErr w:type="gramEnd"/>
+        <w:t>P</w:t>
+      </w:r>
       <w:r>
         <w:rPr>
           <w:rFonts w:ascii="Arial" w:eastAsia="Times New Roman" w:hAnsi="Arial" w:cs="Arial"/>
@@ -506,44 +509,10 @@
           <w:szCs w:val="24"/>
           <w14:ligatures w14:val="none"/>
         </w:rPr>
-        <w:t xml:space="preserve"> 2 calendar years old and over 24k miles</w:t>
-      </w:r>
-    </w:p>
-    <w:p>
-      <w:pPr>
-        <w:numPr>
-          <w:ilvl w:val="0"/>
-          <w:numId w:val="1"/>
-        </w:numPr>
-        <w:shd w:val="clear" w:color="auto" w:fill="FFFFFF"/>
-        <w:spacing w:before="100" w:beforeAutospacing="1" w:after="100" w:afterAutospacing="1" w:line="240" w:lineRule="auto"/>
-        <w:rPr>
-          <w:rFonts w:ascii="Segoe UI" w:eastAsia="Times New Roman" w:hAnsi="Segoe UI" w:cs="Segoe UI"/>
-          <w:kern w:val="0"/>
-          <w:sz w:val="24"/>
-          <w:szCs w:val="24"/>
-          <w14:ligatures w14:val="none"/>
-        </w:rPr>
-      </w:pPr>
-      <w:r>
-        <w:rPr>
-          <w:rFonts w:ascii="Arial" w:eastAsia="Times New Roman" w:hAnsi="Arial" w:cs="Arial"/>
-          <w:kern w:val="0"/>
-          <w:sz w:val="24"/>
-          <w:szCs w:val="24"/>
-          <w14:ligatures w14:val="none"/>
-        </w:rPr>
-        <w:t>P</w:t>
-      </w:r>
-      <w:r>
-        <w:rPr>
-          <w:rFonts w:ascii="Arial" w:eastAsia="Times New Roman" w:hAnsi="Arial" w:cs="Arial"/>
-          <w:kern w:val="0"/>
-          <w:sz w:val="24"/>
-          <w:szCs w:val="24"/>
-          <w14:ligatures w14:val="none"/>
-        </w:rPr>
         <w:t>rintout showing the Clean Retail Value of the unit is required with all files - Repairable or Total Loss. </w:t>
+      </w:r>
+      <w:r>
+        <w:t>This may include NADA, J.D. Power, Kelly Blue Book, Edmunds, Carfax, Cars.com</w:t>
       </w:r>
     </w:p>
     <w:p>
@@ -732,51 +701,7 @@
           <w:szCs w:val="26"/>
           <w14:ligatures w14:val="none"/>
         </w:rPr>
-        <w:t xml:space="preserve">All Gallagher claims require a photo of the registration.  If </w:t>
-      </w:r>
-      <w:proofErr w:type="gramStart"/>
-      <w:r>
-        <w:rPr>
-          <w:rFonts w:ascii="Segoe UI" w:eastAsia="Times New Roman" w:hAnsi="Segoe UI" w:cs="Segoe UI"/>
-          <w:kern w:val="0"/>
-          <w:sz w:val="26"/>
-          <w:szCs w:val="26"/>
-          <w14:ligatures w14:val="none"/>
-        </w:rPr>
-        <w:t>unable</w:t>
-      </w:r>
-      <w:proofErr w:type="gramEnd"/>
-      <w:r>
-        <w:rPr>
-          <w:rFonts w:ascii="Segoe UI" w:eastAsia="Times New Roman" w:hAnsi="Segoe UI" w:cs="Segoe UI"/>
-          <w:kern w:val="0"/>
-          <w:sz w:val="26"/>
-          <w:szCs w:val="26"/>
-          <w14:ligatures w14:val="none"/>
-        </w:rPr>
-        <w:t xml:space="preserve"> to obtain photo you must </w:t>
-      </w:r>
-      <w:proofErr w:type="gramStart"/>
-      <w:r>
-        <w:rPr>
-          <w:rFonts w:ascii="Segoe UI" w:eastAsia="Times New Roman" w:hAnsi="Segoe UI" w:cs="Segoe UI"/>
-          <w:kern w:val="0"/>
-          <w:sz w:val="26"/>
-          <w:szCs w:val="26"/>
-          <w14:ligatures w14:val="none"/>
-        </w:rPr>
-        <w:t>document</w:t>
-      </w:r>
-      <w:proofErr w:type="gramEnd"/>
-      <w:r>
-        <w:rPr>
-          <w:rFonts w:ascii="Segoe UI" w:eastAsia="Times New Roman" w:hAnsi="Segoe UI" w:cs="Segoe UI"/>
-          <w:kern w:val="0"/>
-          <w:sz w:val="26"/>
-          <w:szCs w:val="26"/>
-          <w14:ligatures w14:val="none"/>
-        </w:rPr>
-        <w:t xml:space="preserve"> why in your report notes. </w:t>
+        <w:t>All Gallagher claims require a photo of the registration.  If unable to obtain photo you must document why in your report notes. </w:t>
       </w:r>
     </w:p>
     <w:p>
@@ -862,9 +787,25 @@
           <w:szCs w:val="24"/>
           <w14:ligatures w14:val="none"/>
         </w:rPr>
-        <w:t xml:space="preserve">When calling in for CCC valuation </w:t>
-      </w:r>
-      <w:proofErr w:type="gramStart"/>
+        <w:t>When calling in for CCC valuation advise you are calling on behalf of SCA not Gallagher Bassett  </w:t>
+      </w:r>
+    </w:p>
+    <w:p>
+      <w:pPr>
+        <w:numPr>
+          <w:ilvl w:val="0"/>
+          <w:numId w:val="2"/>
+        </w:numPr>
+        <w:shd w:val="clear" w:color="auto" w:fill="FFFFFF"/>
+        <w:spacing w:before="100" w:beforeAutospacing="1" w:after="100" w:afterAutospacing="1" w:line="240" w:lineRule="auto"/>
+        <w:rPr>
+          <w:rFonts w:ascii="Segoe UI" w:eastAsia="Times New Roman" w:hAnsi="Segoe UI" w:cs="Segoe UI"/>
+          <w:kern w:val="0"/>
+          <w:sz w:val="24"/>
+          <w:szCs w:val="24"/>
+          <w14:ligatures w14:val="none"/>
+        </w:rPr>
+      </w:pPr>
       <w:r>
         <w:rPr>
           <w:rFonts w:ascii="Arial" w:eastAsia="Times New Roman" w:hAnsi="Arial" w:cs="Arial"/>
@@ -875,9 +816,25 @@
           <w:szCs w:val="24"/>
           <w14:ligatures w14:val="none"/>
         </w:rPr>
-        <w:t>advise</w:t>
-      </w:r>
-      <w:proofErr w:type="gramEnd"/>
+        <w:t>If condition rating is average, rate as “clean” not “fair” in CCC. </w:t>
+      </w:r>
+    </w:p>
+    <w:p>
+      <w:pPr>
+        <w:numPr>
+          <w:ilvl w:val="0"/>
+          <w:numId w:val="2"/>
+        </w:numPr>
+        <w:shd w:val="clear" w:color="auto" w:fill="FFFFFF"/>
+        <w:spacing w:before="100" w:beforeAutospacing="1" w:after="100" w:afterAutospacing="1" w:line="240" w:lineRule="auto"/>
+        <w:rPr>
+          <w:rFonts w:ascii="Segoe UI" w:eastAsia="Times New Roman" w:hAnsi="Segoe UI" w:cs="Segoe UI"/>
+          <w:kern w:val="0"/>
+          <w:sz w:val="24"/>
+          <w:szCs w:val="24"/>
+          <w14:ligatures w14:val="none"/>
+        </w:rPr>
+      </w:pPr>
       <w:r>
         <w:rPr>
           <w:rFonts w:ascii="Arial" w:eastAsia="Times New Roman" w:hAnsi="Arial" w:cs="Arial"/>
@@ -888,64 +845,6 @@
           <w:szCs w:val="24"/>
           <w14:ligatures w14:val="none"/>
         </w:rPr>
-        <w:t xml:space="preserve"> you are calling on behalf of SCA not Gallagher Bassett  </w:t>
-      </w:r>
-    </w:p>
-    <w:p>
-      <w:pPr>
-        <w:numPr>
-          <w:ilvl w:val="0"/>
-          <w:numId w:val="2"/>
-        </w:numPr>
-        <w:shd w:val="clear" w:color="auto" w:fill="FFFFFF"/>
-        <w:spacing w:before="100" w:beforeAutospacing="1" w:after="100" w:afterAutospacing="1" w:line="240" w:lineRule="auto"/>
-        <w:rPr>
-          <w:rFonts w:ascii="Segoe UI" w:eastAsia="Times New Roman" w:hAnsi="Segoe UI" w:cs="Segoe UI"/>
-          <w:kern w:val="0"/>
-          <w:sz w:val="24"/>
-          <w:szCs w:val="24"/>
-          <w14:ligatures w14:val="none"/>
-        </w:rPr>
-      </w:pPr>
-      <w:r>
-        <w:rPr>
-          <w:rFonts w:ascii="Arial" w:eastAsia="Times New Roman" w:hAnsi="Arial" w:cs="Arial"/>
-          <w:b/>
-          <w:bCs/>
-          <w:kern w:val="0"/>
-          <w:sz w:val="24"/>
-          <w:szCs w:val="24"/>
-          <w14:ligatures w14:val="none"/>
-        </w:rPr>
-        <w:t>If condition rating is average, rate as “clean” not “fair” in CCC. </w:t>
-      </w:r>
-    </w:p>
-    <w:p>
-      <w:pPr>
-        <w:numPr>
-          <w:ilvl w:val="0"/>
-          <w:numId w:val="2"/>
-        </w:numPr>
-        <w:shd w:val="clear" w:color="auto" w:fill="FFFFFF"/>
-        <w:spacing w:before="100" w:beforeAutospacing="1" w:after="100" w:afterAutospacing="1" w:line="240" w:lineRule="auto"/>
-        <w:rPr>
-          <w:rFonts w:ascii="Segoe UI" w:eastAsia="Times New Roman" w:hAnsi="Segoe UI" w:cs="Segoe UI"/>
-          <w:kern w:val="0"/>
-          <w:sz w:val="24"/>
-          <w:szCs w:val="24"/>
-          <w14:ligatures w14:val="none"/>
-        </w:rPr>
-      </w:pPr>
-      <w:r>
-        <w:rPr>
-          <w:rFonts w:ascii="Arial" w:eastAsia="Times New Roman" w:hAnsi="Arial" w:cs="Arial"/>
-          <w:b/>
-          <w:bCs/>
-          <w:kern w:val="0"/>
-          <w:sz w:val="24"/>
-          <w:szCs w:val="24"/>
-          <w14:ligatures w14:val="none"/>
-        </w:rPr>
         <w:t>Gallagher wants the CCC valuation amount to include tax</w:t>
       </w:r>
     </w:p>
@@ -1097,29 +996,7 @@
           <w:szCs w:val="26"/>
           <w14:ligatures w14:val="none"/>
         </w:rPr>
-        <w:t xml:space="preserve">At least 4 photos of the </w:t>
-      </w:r>
-      <w:proofErr w:type="gramStart"/>
-      <w:r>
-        <w:rPr>
-          <w:rFonts w:ascii="Segoe UI" w:eastAsia="Times New Roman" w:hAnsi="Segoe UI" w:cs="Segoe UI"/>
-          <w:kern w:val="0"/>
-          <w:sz w:val="26"/>
-          <w:szCs w:val="26"/>
-          <w14:ligatures w14:val="none"/>
-        </w:rPr>
-        <w:t>damage</w:t>
-      </w:r>
-      <w:proofErr w:type="gramEnd"/>
-      <w:r>
-        <w:rPr>
-          <w:rFonts w:ascii="Segoe UI" w:eastAsia="Times New Roman" w:hAnsi="Segoe UI" w:cs="Segoe UI"/>
-          <w:kern w:val="0"/>
-          <w:sz w:val="26"/>
-          <w:szCs w:val="26"/>
-          <w14:ligatures w14:val="none"/>
-        </w:rPr>
-        <w:t xml:space="preserve"> area</w:t>
+        <w:t>At least 4 photos of the damage area</w:t>
       </w:r>
     </w:p>
     <w:p>
@@ -1508,9 +1385,25 @@
           <w:szCs w:val="26"/>
           <w14:ligatures w14:val="none"/>
         </w:rPr>
-        <w:t xml:space="preserve">Carpet condition (front and rear - be sure to </w:t>
-      </w:r>
-      <w:proofErr w:type="gramStart"/>
+        <w:t>Carpet condition (front and rear - be sure to lift up floor mats)</w:t>
+      </w:r>
+    </w:p>
+    <w:p>
+      <w:pPr>
+        <w:numPr>
+          <w:ilvl w:val="0"/>
+          <w:numId w:val="4"/>
+        </w:numPr>
+        <w:shd w:val="clear" w:color="auto" w:fill="FFFFFF"/>
+        <w:spacing w:before="100" w:beforeAutospacing="1" w:after="100" w:afterAutospacing="1" w:line="240" w:lineRule="auto"/>
+        <w:rPr>
+          <w:rFonts w:ascii="Segoe UI" w:eastAsia="Times New Roman" w:hAnsi="Segoe UI" w:cs="Segoe UI"/>
+          <w:kern w:val="0"/>
+          <w:sz w:val="24"/>
+          <w:szCs w:val="24"/>
+          <w14:ligatures w14:val="none"/>
+        </w:rPr>
+      </w:pPr>
       <w:r>
         <w:rPr>
           <w:rFonts w:ascii="Segoe UI" w:eastAsia="Times New Roman" w:hAnsi="Segoe UI" w:cs="Segoe UI"/>
@@ -1519,9 +1412,25 @@
           <w:szCs w:val="26"/>
           <w14:ligatures w14:val="none"/>
         </w:rPr>
-        <w:t>lift up</w:t>
-      </w:r>
-      <w:proofErr w:type="gramEnd"/>
+        <w:t>Tread depth measurements (all 4 tires)</w:t>
+      </w:r>
+    </w:p>
+    <w:p>
+      <w:pPr>
+        <w:numPr>
+          <w:ilvl w:val="0"/>
+          <w:numId w:val="4"/>
+        </w:numPr>
+        <w:shd w:val="clear" w:color="auto" w:fill="FFFFFF"/>
+        <w:spacing w:before="100" w:beforeAutospacing="1" w:after="100" w:afterAutospacing="1" w:line="240" w:lineRule="auto"/>
+        <w:rPr>
+          <w:rFonts w:ascii="Segoe UI" w:eastAsia="Times New Roman" w:hAnsi="Segoe UI" w:cs="Segoe UI"/>
+          <w:kern w:val="0"/>
+          <w:sz w:val="24"/>
+          <w:szCs w:val="24"/>
+          <w14:ligatures w14:val="none"/>
+        </w:rPr>
+      </w:pPr>
       <w:r>
         <w:rPr>
           <w:rFonts w:ascii="Segoe UI" w:eastAsia="Times New Roman" w:hAnsi="Segoe UI" w:cs="Segoe UI"/>
@@ -1530,7 +1439,7 @@
           <w:szCs w:val="26"/>
           <w14:ligatures w14:val="none"/>
         </w:rPr>
-        <w:t xml:space="preserve"> floor mats)</w:t>
+        <w:t>Doors and dash for vehicle options</w:t>
       </w:r>
     </w:p>
     <w:p>
@@ -1557,7 +1466,7 @@
           <w:szCs w:val="26"/>
           <w14:ligatures w14:val="none"/>
         </w:rPr>
-        <w:t>Tread depth measurements (all 4 tires)</w:t>
+        <w:t>Windshields with attention to chips, pits and cracks</w:t>
       </w:r>
     </w:p>
     <w:p>
@@ -1584,7 +1493,7 @@
           <w:szCs w:val="26"/>
           <w14:ligatures w14:val="none"/>
         </w:rPr>
-        <w:t>Doors and dash for vehicle options</w:t>
+        <w:t>Spare tire</w:t>
       </w:r>
     </w:p>
     <w:p>
@@ -1611,7 +1520,7 @@
           <w:szCs w:val="26"/>
           <w14:ligatures w14:val="none"/>
         </w:rPr>
-        <w:t>Windshields with attention to chips, pits and cracks</w:t>
+        <w:t>Engine compartment condition</w:t>
       </w:r>
     </w:p>
     <w:p>
@@ -1638,7 +1547,7 @@
           <w:szCs w:val="26"/>
           <w14:ligatures w14:val="none"/>
         </w:rPr>
-        <w:t>Spare tire</w:t>
+        <w:t>Engine with dipstick pulled to show oil level and condition</w:t>
       </w:r>
     </w:p>
     <w:p>
@@ -1665,7 +1574,7 @@
           <w:szCs w:val="26"/>
           <w14:ligatures w14:val="none"/>
         </w:rPr>
-        <w:t>Engine compartment condition</w:t>
+        <w:t>Trunk of vehicle showing spare</w:t>
       </w:r>
     </w:p>
     <w:p>
@@ -1692,83 +1601,7 @@
           <w:szCs w:val="26"/>
           <w14:ligatures w14:val="none"/>
         </w:rPr>
-        <w:t>Engine with dipstick pulled to show oil level and condition</w:t>
-      </w:r>
-    </w:p>
-    <w:p>
-      <w:pPr>
-        <w:numPr>
-          <w:ilvl w:val="0"/>
-          <w:numId w:val="4"/>
-        </w:numPr>
-        <w:shd w:val="clear" w:color="auto" w:fill="FFFFFF"/>
-        <w:spacing w:before="100" w:beforeAutospacing="1" w:after="100" w:afterAutospacing="1" w:line="240" w:lineRule="auto"/>
-        <w:rPr>
-          <w:rFonts w:ascii="Segoe UI" w:eastAsia="Times New Roman" w:hAnsi="Segoe UI" w:cs="Segoe UI"/>
-          <w:kern w:val="0"/>
-          <w:sz w:val="24"/>
-          <w:szCs w:val="24"/>
-          <w14:ligatures w14:val="none"/>
-        </w:rPr>
-      </w:pPr>
-      <w:r>
-        <w:rPr>
-          <w:rFonts w:ascii="Segoe UI" w:eastAsia="Times New Roman" w:hAnsi="Segoe UI" w:cs="Segoe UI"/>
-          <w:kern w:val="0"/>
-          <w:sz w:val="26"/>
-          <w:szCs w:val="26"/>
-          <w14:ligatures w14:val="none"/>
-        </w:rPr>
-        <w:t>Trunk of vehicle showing spare</w:t>
-      </w:r>
-    </w:p>
-    <w:p>
-      <w:pPr>
-        <w:numPr>
-          <w:ilvl w:val="0"/>
-          <w:numId w:val="4"/>
-        </w:numPr>
-        <w:shd w:val="clear" w:color="auto" w:fill="FFFFFF"/>
-        <w:spacing w:before="100" w:beforeAutospacing="1" w:after="100" w:afterAutospacing="1" w:line="240" w:lineRule="auto"/>
-        <w:rPr>
-          <w:rFonts w:ascii="Segoe UI" w:eastAsia="Times New Roman" w:hAnsi="Segoe UI" w:cs="Segoe UI"/>
-          <w:kern w:val="0"/>
-          <w:sz w:val="24"/>
-          <w:szCs w:val="24"/>
-          <w14:ligatures w14:val="none"/>
-        </w:rPr>
-      </w:pPr>
-      <w:r>
-        <w:rPr>
-          <w:rFonts w:ascii="Segoe UI" w:eastAsia="Times New Roman" w:hAnsi="Segoe UI" w:cs="Segoe UI"/>
-          <w:kern w:val="0"/>
-          <w:sz w:val="26"/>
-          <w:szCs w:val="26"/>
-          <w14:ligatures w14:val="none"/>
-        </w:rPr>
-        <w:t xml:space="preserve">Any other </w:t>
-      </w:r>
-      <w:proofErr w:type="gramStart"/>
-      <w:r>
-        <w:rPr>
-          <w:rFonts w:ascii="Segoe UI" w:eastAsia="Times New Roman" w:hAnsi="Segoe UI" w:cs="Segoe UI"/>
-          <w:kern w:val="0"/>
-          <w:sz w:val="26"/>
-          <w:szCs w:val="26"/>
-          <w14:ligatures w14:val="none"/>
-        </w:rPr>
-        <w:t>needed photos</w:t>
-      </w:r>
-      <w:proofErr w:type="gramEnd"/>
-      <w:r>
-        <w:rPr>
-          <w:rFonts w:ascii="Segoe UI" w:eastAsia="Times New Roman" w:hAnsi="Segoe UI" w:cs="Segoe UI"/>
-          <w:kern w:val="0"/>
-          <w:sz w:val="26"/>
-          <w:szCs w:val="26"/>
-          <w14:ligatures w14:val="none"/>
-        </w:rPr>
-        <w:t xml:space="preserve"> to depict damage, UPD or conditioning</w:t>
+        <w:t>Any other needed photos to depict damage, UPD or conditioning</w:t>
       </w:r>
     </w:p>
     <w:p>
@@ -1970,29 +1803,7 @@
           <w:szCs w:val="26"/>
           <w14:ligatures w14:val="none"/>
         </w:rPr>
-        <w:t xml:space="preserve">Utilize LKQ, Aftermarket and Reconditioned parts on all vehicles </w:t>
-      </w:r>
-      <w:proofErr w:type="gramStart"/>
-      <w:r>
-        <w:rPr>
-          <w:rFonts w:ascii="Segoe UI" w:eastAsia="Times New Roman" w:hAnsi="Segoe UI" w:cs="Segoe UI"/>
-          <w:kern w:val="0"/>
-          <w:sz w:val="26"/>
-          <w:szCs w:val="26"/>
-          <w14:ligatures w14:val="none"/>
-        </w:rPr>
-        <w:t>in excess of</w:t>
-      </w:r>
-      <w:proofErr w:type="gramEnd"/>
-      <w:r>
-        <w:rPr>
-          <w:rFonts w:ascii="Segoe UI" w:eastAsia="Times New Roman" w:hAnsi="Segoe UI" w:cs="Segoe UI"/>
-          <w:kern w:val="0"/>
-          <w:sz w:val="26"/>
-          <w:szCs w:val="26"/>
-          <w14:ligatures w14:val="none"/>
-        </w:rPr>
-        <w:t xml:space="preserve"> 2 years and 24k miles.</w:t>
+        <w:t>Utilize LKQ, Aftermarket and Reconditioned parts on all vehicles in excess of 2 years and 24k miles.</w:t>
       </w:r>
     </w:p>
     <w:p>
@@ -2196,29 +2007,7 @@
           <w:szCs w:val="24"/>
           <w14:ligatures w14:val="none"/>
         </w:rPr>
-        <w:t xml:space="preserve">Gallagher wants the CCC valuation amount to include tax.  The amount you record in your </w:t>
-      </w:r>
-      <w:proofErr w:type="gramStart"/>
-      <w:r>
-        <w:rPr>
-          <w:rFonts w:ascii="Segoe UI" w:eastAsia="Times New Roman" w:hAnsi="Segoe UI" w:cs="Segoe UI"/>
-          <w:kern w:val="0"/>
-          <w:sz w:val="24"/>
-          <w:szCs w:val="24"/>
-          <w14:ligatures w14:val="none"/>
-        </w:rPr>
-        <w:t>report</w:t>
-      </w:r>
-      <w:proofErr w:type="gramEnd"/>
-      <w:r>
-        <w:rPr>
-          <w:rFonts w:ascii="Segoe UI" w:eastAsia="Times New Roman" w:hAnsi="Segoe UI" w:cs="Segoe UI"/>
-          <w:kern w:val="0"/>
-          <w:sz w:val="24"/>
-          <w:szCs w:val="24"/>
-          <w14:ligatures w14:val="none"/>
-        </w:rPr>
-        <w:t xml:space="preserve"> notes must include tax along with the reference number.  You must also ask CCC to email the valuation to </w:t>
+        <w:t>Gallagher wants the CCC valuation amount to include tax.  The amount you record in your report notes must include tax along with the reference number.  You must also ask CCC to email the valuation to </w:t>
       </w:r>
       <w:hyperlink r:id="rId6" w:history="1">
         <w:r>
@@ -2314,29 +2103,7 @@
           <w:szCs w:val="24"/>
           <w14:ligatures w14:val="none"/>
         </w:rPr>
-        <w:t xml:space="preserve"> - Advise CCC to add Sales Tax to the </w:t>
-      </w:r>
-      <w:proofErr w:type="gramStart"/>
-      <w:r>
-        <w:rPr>
-          <w:rFonts w:ascii="Segoe UI" w:eastAsia="Times New Roman" w:hAnsi="Segoe UI" w:cs="Segoe UI"/>
-          <w:kern w:val="0"/>
-          <w:sz w:val="24"/>
-          <w:szCs w:val="24"/>
-          <w14:ligatures w14:val="none"/>
-        </w:rPr>
-        <w:t>evaluation, and</w:t>
-      </w:r>
-      <w:proofErr w:type="gramEnd"/>
-      <w:r>
-        <w:rPr>
-          <w:rFonts w:ascii="Segoe UI" w:eastAsia="Times New Roman" w:hAnsi="Segoe UI" w:cs="Segoe UI"/>
-          <w:kern w:val="0"/>
-          <w:sz w:val="24"/>
-          <w:szCs w:val="24"/>
-          <w14:ligatures w14:val="none"/>
-        </w:rPr>
-        <w:t xml:space="preserve"> advise CCC to email the completed valuation to </w:t>
+        <w:t> - Advise CCC to add Sales Tax to the evaluation, and advise CCC to email the completed valuation to </w:t>
       </w:r>
       <w:hyperlink r:id="rId7" w:history="1">
         <w:r>
@@ -2430,9 +2197,9 @@
           <w:szCs w:val="24"/>
           <w14:ligatures w14:val="none"/>
         </w:rPr>
-        <w:t xml:space="preserve">3 Salvage Bids required, which must be listed on the Appraisal Report in the appropriate fields (not in the Appraisal Report comments). Salvage bids must be verifiable and legitimate. Gallagher Bassett will call highest bidder for pickup. Except for the following states: AL, FL, GA, </w:t>
-      </w:r>
-      <w:proofErr w:type="gramStart"/>
+        <w:t xml:space="preserve">3 Salvage Bids required, which must be listed on the Appraisal Report in the appropriate fields (not in the Appraisal Report comments). Salvage bids must be verifiable and legitimate. Gallagher Bassett will call highest bidder for pickup. Except for the following states: AL, FL, GA, IN,, KY, MI, MS, NC,  OH, SC, TN, VA,WV. If Salvage Bids are not obtained, we must present Copart </w:t>
+      </w:r>
+      <w:proofErr w:type="spellStart"/>
       <w:r>
         <w:rPr>
           <w:rFonts w:ascii="Arial" w:eastAsia="Times New Roman" w:hAnsi="Arial" w:cs="Arial"/>
@@ -2441,9 +2208,9 @@
           <w:szCs w:val="24"/>
           <w14:ligatures w14:val="none"/>
         </w:rPr>
-        <w:t>IN,,</w:t>
-      </w:r>
-      <w:proofErr w:type="gramEnd"/>
+        <w:t>Proquote</w:t>
+      </w:r>
+      <w:proofErr w:type="spellEnd"/>
       <w:r>
         <w:rPr>
           <w:rFonts w:ascii="Arial" w:eastAsia="Times New Roman" w:hAnsi="Arial" w:cs="Arial"/>
@@ -2452,9 +2219,25 @@
           <w:szCs w:val="24"/>
           <w14:ligatures w14:val="none"/>
         </w:rPr>
-        <w:t xml:space="preserve"> KY, MI, MS, </w:t>
-      </w:r>
-      <w:proofErr w:type="gramStart"/>
+        <w:t>. This client requires that we provide quotes back to them.</w:t>
+      </w:r>
+    </w:p>
+    <w:p>
+      <w:pPr>
+        <w:numPr>
+          <w:ilvl w:val="0"/>
+          <w:numId w:val="7"/>
+        </w:numPr>
+        <w:shd w:val="clear" w:color="auto" w:fill="FFFFFF"/>
+        <w:spacing w:before="100" w:beforeAutospacing="1" w:after="100" w:afterAutospacing="1" w:line="240" w:lineRule="auto"/>
+        <w:rPr>
+          <w:rFonts w:ascii="Segoe UI" w:eastAsia="Times New Roman" w:hAnsi="Segoe UI" w:cs="Segoe UI"/>
+          <w:kern w:val="0"/>
+          <w:sz w:val="24"/>
+          <w:szCs w:val="24"/>
+          <w14:ligatures w14:val="none"/>
+        </w:rPr>
+      </w:pPr>
       <w:r>
         <w:rPr>
           <w:rFonts w:ascii="Arial" w:eastAsia="Times New Roman" w:hAnsi="Arial" w:cs="Arial"/>
@@ -2463,155 +2246,7 @@
           <w:szCs w:val="24"/>
           <w14:ligatures w14:val="none"/>
         </w:rPr>
-        <w:t>NC,  OH</w:t>
-      </w:r>
-      <w:proofErr w:type="gramEnd"/>
-      <w:r>
-        <w:rPr>
-          <w:rFonts w:ascii="Arial" w:eastAsia="Times New Roman" w:hAnsi="Arial" w:cs="Arial"/>
-          <w:kern w:val="0"/>
-          <w:sz w:val="24"/>
-          <w:szCs w:val="24"/>
-          <w14:ligatures w14:val="none"/>
-        </w:rPr>
-        <w:t xml:space="preserve">, SC, TN, </w:t>
-      </w:r>
-      <w:proofErr w:type="gramStart"/>
-      <w:r>
-        <w:rPr>
-          <w:rFonts w:ascii="Arial" w:eastAsia="Times New Roman" w:hAnsi="Arial" w:cs="Arial"/>
-          <w:kern w:val="0"/>
-          <w:sz w:val="24"/>
-          <w:szCs w:val="24"/>
-          <w14:ligatures w14:val="none"/>
-        </w:rPr>
-        <w:t>VA,WV</w:t>
-      </w:r>
-      <w:proofErr w:type="gramEnd"/>
-      <w:r>
-        <w:rPr>
-          <w:rFonts w:ascii="Arial" w:eastAsia="Times New Roman" w:hAnsi="Arial" w:cs="Arial"/>
-          <w:kern w:val="0"/>
-          <w:sz w:val="24"/>
-          <w:szCs w:val="24"/>
-          <w14:ligatures w14:val="none"/>
-        </w:rPr>
-        <w:t xml:space="preserve">. If Salvage Bids are not obtained, we must present Copart </w:t>
-      </w:r>
-      <w:proofErr w:type="spellStart"/>
-      <w:r>
-        <w:rPr>
-          <w:rFonts w:ascii="Arial" w:eastAsia="Times New Roman" w:hAnsi="Arial" w:cs="Arial"/>
-          <w:kern w:val="0"/>
-          <w:sz w:val="24"/>
-          <w:szCs w:val="24"/>
-          <w14:ligatures w14:val="none"/>
-        </w:rPr>
-        <w:t>Proquote</w:t>
-      </w:r>
-      <w:proofErr w:type="spellEnd"/>
-      <w:r>
-        <w:rPr>
-          <w:rFonts w:ascii="Arial" w:eastAsia="Times New Roman" w:hAnsi="Arial" w:cs="Arial"/>
-          <w:kern w:val="0"/>
-          <w:sz w:val="24"/>
-          <w:szCs w:val="24"/>
-          <w14:ligatures w14:val="none"/>
-        </w:rPr>
-        <w:t>. This client requires that we provide quotes back to them.</w:t>
-      </w:r>
-    </w:p>
-    <w:p>
-      <w:pPr>
-        <w:numPr>
-          <w:ilvl w:val="0"/>
-          <w:numId w:val="7"/>
-        </w:numPr>
-        <w:shd w:val="clear" w:color="auto" w:fill="FFFFFF"/>
-        <w:spacing w:before="100" w:beforeAutospacing="1" w:after="100" w:afterAutospacing="1" w:line="240" w:lineRule="auto"/>
-        <w:rPr>
-          <w:rFonts w:ascii="Segoe UI" w:eastAsia="Times New Roman" w:hAnsi="Segoe UI" w:cs="Segoe UI"/>
-          <w:kern w:val="0"/>
-          <w:sz w:val="24"/>
-          <w:szCs w:val="24"/>
-          <w14:ligatures w14:val="none"/>
-        </w:rPr>
-      </w:pPr>
-      <w:r>
-        <w:rPr>
-          <w:rFonts w:ascii="Arial" w:eastAsia="Times New Roman" w:hAnsi="Arial" w:cs="Arial"/>
-          <w:kern w:val="0"/>
-          <w:sz w:val="24"/>
-          <w:szCs w:val="24"/>
-          <w14:ligatures w14:val="none"/>
-        </w:rPr>
-        <w:t xml:space="preserve">FOR AL, FL, GA, </w:t>
-      </w:r>
-      <w:proofErr w:type="gramStart"/>
-      <w:r>
-        <w:rPr>
-          <w:rFonts w:ascii="Arial" w:eastAsia="Times New Roman" w:hAnsi="Arial" w:cs="Arial"/>
-          <w:kern w:val="0"/>
-          <w:sz w:val="24"/>
-          <w:szCs w:val="24"/>
-          <w14:ligatures w14:val="none"/>
-        </w:rPr>
-        <w:t>IN,,</w:t>
-      </w:r>
-      <w:proofErr w:type="gramEnd"/>
-      <w:r>
-        <w:rPr>
-          <w:rFonts w:ascii="Arial" w:eastAsia="Times New Roman" w:hAnsi="Arial" w:cs="Arial"/>
-          <w:kern w:val="0"/>
-          <w:sz w:val="24"/>
-          <w:szCs w:val="24"/>
-          <w14:ligatures w14:val="none"/>
-        </w:rPr>
-        <w:t xml:space="preserve"> KY, MI, MS, NC, OH, SC, TN, </w:t>
-      </w:r>
-      <w:proofErr w:type="gramStart"/>
-      <w:r>
-        <w:rPr>
-          <w:rFonts w:ascii="Arial" w:eastAsia="Times New Roman" w:hAnsi="Arial" w:cs="Arial"/>
-          <w:kern w:val="0"/>
-          <w:sz w:val="24"/>
-          <w:szCs w:val="24"/>
-          <w14:ligatures w14:val="none"/>
-        </w:rPr>
-        <w:t>VA,WV</w:t>
-      </w:r>
-      <w:proofErr w:type="gramEnd"/>
-      <w:r>
-        <w:rPr>
-          <w:rFonts w:ascii="Arial" w:eastAsia="Times New Roman" w:hAnsi="Arial" w:cs="Arial"/>
-          <w:kern w:val="0"/>
-          <w:sz w:val="24"/>
-          <w:szCs w:val="24"/>
-          <w14:ligatures w14:val="none"/>
-        </w:rPr>
-        <w:t xml:space="preserve">, </w:t>
-      </w:r>
-      <w:proofErr w:type="gramStart"/>
-      <w:r>
-        <w:rPr>
-          <w:rFonts w:ascii="Arial" w:eastAsia="Times New Roman" w:hAnsi="Arial" w:cs="Arial"/>
-          <w:kern w:val="0"/>
-          <w:sz w:val="24"/>
-          <w:szCs w:val="24"/>
-          <w14:ligatures w14:val="none"/>
-        </w:rPr>
-        <w:t>Obtain</w:t>
-      </w:r>
-      <w:proofErr w:type="gramEnd"/>
-      <w:r>
-        <w:rPr>
-          <w:rFonts w:ascii="Arial" w:eastAsia="Times New Roman" w:hAnsi="Arial" w:cs="Arial"/>
-          <w:kern w:val="0"/>
-          <w:sz w:val="24"/>
-          <w:szCs w:val="24"/>
-          <w14:ligatures w14:val="none"/>
-        </w:rPr>
-        <w:t xml:space="preserve"> a Copart </w:t>
+        <w:t xml:space="preserve">FOR AL, FL, GA, IN,, KY, MI, MS, NC, OH, SC, TN, VA,WV, Obtain a Copart </w:t>
       </w:r>
       <w:proofErr w:type="spellStart"/>
       <w:r>
@@ -2765,7 +2400,6 @@
           <w14:ligatures w14:val="none"/>
         </w:rPr>
       </w:pPr>
-      <w:proofErr w:type="gramStart"/>
       <w:r>
         <w:rPr>
           <w:rFonts w:ascii="Times New Roman" w:eastAsia="Times New Roman" w:hAnsi="Symbol" w:cs="Times New Roman"/>
@@ -2794,18 +2428,7 @@
           <w:szCs w:val="26"/>
           <w14:ligatures w14:val="none"/>
         </w:rPr>
-        <w:t>Do</w:t>
-      </w:r>
-      <w:proofErr w:type="gramEnd"/>
-      <w:r>
-        <w:rPr>
-          <w:rFonts w:ascii="Times New Roman" w:eastAsia="Times New Roman" w:hAnsi="Times New Roman" w:cs="Times New Roman"/>
-          <w:kern w:val="0"/>
-          <w:sz w:val="26"/>
-          <w:szCs w:val="26"/>
-          <w14:ligatures w14:val="none"/>
-        </w:rPr>
-        <w:t xml:space="preserve"> not include towing, storage or teardown charges in estimate. List in Appraisal Report comments only and include a copy of the invoice/bill with your upload.</w:t>
+        <w:t>Do not include towing, storage or teardown charges in estimate. List in Appraisal Report comments only and include a copy of the invoice/bill with your upload.</w:t>
       </w:r>
     </w:p>
     <w:p>
@@ -3034,29 +2657,7 @@
           <w:szCs w:val="24"/>
           <w14:ligatures w14:val="none"/>
         </w:rPr>
-        <w:t xml:space="preserve">on both insured and claimant vehicles on parts with a limited life </w:t>
-      </w:r>
-      <w:proofErr w:type="gramStart"/>
-      <w:r>
-        <w:rPr>
-          <w:rFonts w:ascii="rubik" w:eastAsia="Times New Roman" w:hAnsi="rubik" w:cs="Times New Roman"/>
-          <w:kern w:val="0"/>
-          <w:sz w:val="24"/>
-          <w:szCs w:val="24"/>
-          <w14:ligatures w14:val="none"/>
-        </w:rPr>
-        <w:t>expectancy;</w:t>
-      </w:r>
-      <w:proofErr w:type="gramEnd"/>
-      <w:r>
-        <w:rPr>
-          <w:rFonts w:ascii="rubik" w:eastAsia="Times New Roman" w:hAnsi="rubik" w:cs="Times New Roman"/>
-          <w:kern w:val="0"/>
-          <w:sz w:val="24"/>
-          <w:szCs w:val="24"/>
-          <w14:ligatures w14:val="none"/>
-        </w:rPr>
-        <w:t xml:space="preserve"> Tires, Batteries, Shocks, Mechanical etc.  </w:t>
+        <w:t>on both insured and claimant vehicles on parts with a limited life expectancy; Tires, Batteries, Shocks, Mechanical etc.  </w:t>
       </w:r>
     </w:p>
     <w:p>
@@ -3261,51 +2862,7 @@
           <w:szCs w:val="26"/>
           <w14:ligatures w14:val="none"/>
         </w:rPr>
-        <w:t xml:space="preserve">Comment </w:t>
-      </w:r>
-      <w:proofErr w:type="gramStart"/>
-      <w:r>
-        <w:rPr>
-          <w:rFonts w:ascii="rubik" w:eastAsia="Times New Roman" w:hAnsi="rubik" w:cs="Times New Roman"/>
-          <w:kern w:val="0"/>
-          <w:sz w:val="26"/>
-          <w:szCs w:val="26"/>
-          <w14:ligatures w14:val="none"/>
-        </w:rPr>
-        <w:t>in</w:t>
-      </w:r>
-      <w:proofErr w:type="gramEnd"/>
-      <w:r>
-        <w:rPr>
-          <w:rFonts w:ascii="rubik" w:eastAsia="Times New Roman" w:hAnsi="rubik" w:cs="Times New Roman"/>
-          <w:kern w:val="0"/>
-          <w:sz w:val="26"/>
-          <w:szCs w:val="26"/>
-          <w14:ligatures w14:val="none"/>
-        </w:rPr>
-        <w:t xml:space="preserve"> your Appraisal </w:t>
-      </w:r>
-      <w:proofErr w:type="gramStart"/>
-      <w:r>
-        <w:rPr>
-          <w:rFonts w:ascii="rubik" w:eastAsia="Times New Roman" w:hAnsi="rubik" w:cs="Times New Roman"/>
-          <w:kern w:val="0"/>
-          <w:sz w:val="26"/>
-          <w:szCs w:val="26"/>
-          <w14:ligatures w14:val="none"/>
-        </w:rPr>
-        <w:t>Report</w:t>
-      </w:r>
-      <w:proofErr w:type="gramEnd"/>
-      <w:r>
-        <w:rPr>
-          <w:rFonts w:ascii="rubik" w:eastAsia="Times New Roman" w:hAnsi="rubik" w:cs="Times New Roman"/>
-          <w:kern w:val="0"/>
-          <w:sz w:val="26"/>
-          <w:szCs w:val="26"/>
-          <w14:ligatures w14:val="none"/>
-        </w:rPr>
-        <w:t xml:space="preserve"> the "Approximate Market Value" of the unit. </w:t>
+        <w:t>Comment in your Appraisal Report the "Approximate Market Value" of the unit. </w:t>
       </w:r>
     </w:p>
     <w:p>

--- a/client_rules/Gallagher Bassett.docx
+++ b/client_rules/Gallagher Bassett.docx
@@ -130,6 +130,7 @@
                 <w14:ligatures w14:val="none"/>
               </w:rPr>
             </w:pPr>
+            <w:proofErr w:type="gramStart"/>
             <w:r>
               <w:rPr>
                 <w:rFonts w:ascii="Times New Roman" w:eastAsia="Times New Roman" w:hAnsi="Times New Roman" w:cs="Times New Roman"/>
@@ -138,7 +139,18 @@
                 <w:szCs w:val="24"/>
                 <w14:ligatures w14:val="none"/>
               </w:rPr>
-              <w:t>7559942  : Gallagher Bassett</w:t>
+              <w:t>7559942  :</w:t>
+            </w:r>
+            <w:proofErr w:type="gramEnd"/>
+            <w:r>
+              <w:rPr>
+                <w:rFonts w:ascii="Times New Roman" w:eastAsia="Times New Roman" w:hAnsi="Times New Roman" w:cs="Times New Roman"/>
+                <w:kern w:val="0"/>
+                <w:sz w:val="24"/>
+                <w:szCs w:val="24"/>
+                <w14:ligatures w14:val="none"/>
+              </w:rPr>
+              <w:t> Gallagher Bassett</w:t>
             </w:r>
           </w:p>
         </w:tc>
@@ -363,7 +375,7 @@
           <w:szCs w:val="24"/>
           <w14:ligatures w14:val="none"/>
         </w:rPr>
-        <w:t>When calling into CCC advise them you are calling on behalf of SCA not Gallagher Bassett.  Use office ID 72732 for all states except RI.  For RI use 57218. </w:t>
+        <w:t>When calling into CCC advise them you are calling on behalf of Gallagher Bassett.  Use office ID 72732 for all states except RI.  For RI use 57218. </w:t>
       </w:r>
     </w:p>
     <w:p>
@@ -423,30 +435,6 @@
         </w:rPr>
         <w:t>3 Salvage Bids required</w:t>
       </w:r>
-      <w:r>
-        <w:rPr>
-          <w:rFonts w:ascii="Arial" w:eastAsia="Times New Roman" w:hAnsi="Arial" w:cs="Arial"/>
-          <w:b/>
-          <w:bCs/>
-          <w:kern w:val="0"/>
-          <w:sz w:val="24"/>
-          <w:szCs w:val="24"/>
-          <w14:ligatures w14:val="none"/>
-        </w:rPr>
-        <w:t xml:space="preserve"> (see SCA Closing Report – “Salvage Bidders” section)</w:t>
-      </w:r>
-      <w:r>
-        <w:rPr>
-          <w:rFonts w:ascii="Arial" w:eastAsia="Times New Roman" w:hAnsi="Arial" w:cs="Arial"/>
-          <w:b/>
-          <w:bCs/>
-          <w:kern w:val="0"/>
-          <w:sz w:val="24"/>
-          <w:szCs w:val="24"/>
-          <w14:ligatures w14:val="none"/>
-        </w:rPr>
-        <w:t>.</w:t>
-      </w:r>
     </w:p>
     <w:p>
       <w:pPr>
@@ -472,7 +460,29 @@
           <w:szCs w:val="24"/>
           <w14:ligatures w14:val="none"/>
         </w:rPr>
-        <w:t>LKQ/Recon/AM over 2 calendar years old and over 24k miles</w:t>
+        <w:t xml:space="preserve">LKQ/Recon/AM </w:t>
+      </w:r>
+      <w:proofErr w:type="gramStart"/>
+      <w:r>
+        <w:rPr>
+          <w:rFonts w:ascii="Arial" w:eastAsia="Times New Roman" w:hAnsi="Arial" w:cs="Arial"/>
+          <w:kern w:val="0"/>
+          <w:sz w:val="24"/>
+          <w:szCs w:val="24"/>
+          <w14:ligatures w14:val="none"/>
+        </w:rPr>
+        <w:t>over</w:t>
+      </w:r>
+      <w:proofErr w:type="gramEnd"/>
+      <w:r>
+        <w:rPr>
+          <w:rFonts w:ascii="Arial" w:eastAsia="Times New Roman" w:hAnsi="Arial" w:cs="Arial"/>
+          <w:kern w:val="0"/>
+          <w:sz w:val="24"/>
+          <w:szCs w:val="24"/>
+          <w14:ligatures w14:val="none"/>
+        </w:rPr>
+        <w:t xml:space="preserve"> 2 calendar years old and over 24k miles</w:t>
       </w:r>
     </w:p>
     <w:p>
@@ -701,7 +711,51 @@
           <w:szCs w:val="26"/>
           <w14:ligatures w14:val="none"/>
         </w:rPr>
-        <w:t>All Gallagher claims require a photo of the registration.  If unable to obtain photo you must document why in your report notes. </w:t>
+        <w:t xml:space="preserve">All Gallagher claims require a photo of the registration.  If </w:t>
+      </w:r>
+      <w:proofErr w:type="gramStart"/>
+      <w:r>
+        <w:rPr>
+          <w:rFonts w:ascii="Segoe UI" w:eastAsia="Times New Roman" w:hAnsi="Segoe UI" w:cs="Segoe UI"/>
+          <w:kern w:val="0"/>
+          <w:sz w:val="26"/>
+          <w:szCs w:val="26"/>
+          <w14:ligatures w14:val="none"/>
+        </w:rPr>
+        <w:t>unable</w:t>
+      </w:r>
+      <w:proofErr w:type="gramEnd"/>
+      <w:r>
+        <w:rPr>
+          <w:rFonts w:ascii="Segoe UI" w:eastAsia="Times New Roman" w:hAnsi="Segoe UI" w:cs="Segoe UI"/>
+          <w:kern w:val="0"/>
+          <w:sz w:val="26"/>
+          <w:szCs w:val="26"/>
+          <w14:ligatures w14:val="none"/>
+        </w:rPr>
+        <w:t xml:space="preserve"> to obtain photo you must </w:t>
+      </w:r>
+      <w:proofErr w:type="gramStart"/>
+      <w:r>
+        <w:rPr>
+          <w:rFonts w:ascii="Segoe UI" w:eastAsia="Times New Roman" w:hAnsi="Segoe UI" w:cs="Segoe UI"/>
+          <w:kern w:val="0"/>
+          <w:sz w:val="26"/>
+          <w:szCs w:val="26"/>
+          <w14:ligatures w14:val="none"/>
+        </w:rPr>
+        <w:t>document</w:t>
+      </w:r>
+      <w:proofErr w:type="gramEnd"/>
+      <w:r>
+        <w:rPr>
+          <w:rFonts w:ascii="Segoe UI" w:eastAsia="Times New Roman" w:hAnsi="Segoe UI" w:cs="Segoe UI"/>
+          <w:kern w:val="0"/>
+          <w:sz w:val="26"/>
+          <w:szCs w:val="26"/>
+          <w14:ligatures w14:val="none"/>
+        </w:rPr>
+        <w:t xml:space="preserve"> why in your report notes. </w:t>
       </w:r>
     </w:p>
     <w:p>
@@ -730,24 +784,9 @@
           <w:szCs w:val="24"/>
           <w14:ligatures w14:val="none"/>
         </w:rPr>
-        <w:t>Advise CCC to email the completed valuation to </w:t>
-      </w:r>
-      <w:hyperlink r:id="rId5" w:history="1">
-        <w:r>
-          <w:rPr>
-            <w:rFonts w:ascii="Arial" w:eastAsia="Times New Roman" w:hAnsi="Arial" w:cs="Arial"/>
-            <w:b/>
-            <w:bCs/>
-            <w:color w:val="E95420"/>
-            <w:kern w:val="0"/>
-            <w:sz w:val="24"/>
-            <w:szCs w:val="24"/>
-            <w:u w:val="single"/>
-            <w14:ligatures w14:val="none"/>
-          </w:rPr>
-          <w:t>totalloss@sca-appraisal.com</w:t>
-        </w:r>
-      </w:hyperlink>
+        <w:t xml:space="preserve">When calling in for CCC valuation </w:t>
+      </w:r>
+      <w:proofErr w:type="gramStart"/>
       <w:r>
         <w:rPr>
           <w:rFonts w:ascii="Arial" w:eastAsia="Times New Roman" w:hAnsi="Arial" w:cs="Arial"/>
@@ -758,7 +797,20 @@
           <w:szCs w:val="24"/>
           <w14:ligatures w14:val="none"/>
         </w:rPr>
-        <w:t>  </w:t>
+        <w:t>advise</w:t>
+      </w:r>
+      <w:proofErr w:type="gramEnd"/>
+      <w:r>
+        <w:rPr>
+          <w:rFonts w:ascii="Arial" w:eastAsia="Times New Roman" w:hAnsi="Arial" w:cs="Arial"/>
+          <w:b/>
+          <w:bCs/>
+          <w:kern w:val="0"/>
+          <w:sz w:val="24"/>
+          <w:szCs w:val="24"/>
+          <w14:ligatures w14:val="none"/>
+        </w:rPr>
+        <w:t xml:space="preserve"> you are calling on behalf of Gallagher Bassett  </w:t>
       </w:r>
     </w:p>
     <w:p>
@@ -787,7 +839,7 @@
           <w:szCs w:val="24"/>
           <w14:ligatures w14:val="none"/>
         </w:rPr>
-        <w:t>When calling in for CCC valuation advise you are calling on behalf of SCA not Gallagher Bassett  </w:t>
+        <w:t>If condition rating is average, rate as “clean” not “fair” in CCC. </w:t>
       </w:r>
     </w:p>
     <w:p>
@@ -816,35 +868,6 @@
           <w:szCs w:val="24"/>
           <w14:ligatures w14:val="none"/>
         </w:rPr>
-        <w:t>If condition rating is average, rate as “clean” not “fair” in CCC. </w:t>
-      </w:r>
-    </w:p>
-    <w:p>
-      <w:pPr>
-        <w:numPr>
-          <w:ilvl w:val="0"/>
-          <w:numId w:val="2"/>
-        </w:numPr>
-        <w:shd w:val="clear" w:color="auto" w:fill="FFFFFF"/>
-        <w:spacing w:before="100" w:beforeAutospacing="1" w:after="100" w:afterAutospacing="1" w:line="240" w:lineRule="auto"/>
-        <w:rPr>
-          <w:rFonts w:ascii="Segoe UI" w:eastAsia="Times New Roman" w:hAnsi="Segoe UI" w:cs="Segoe UI"/>
-          <w:kern w:val="0"/>
-          <w:sz w:val="24"/>
-          <w:szCs w:val="24"/>
-          <w14:ligatures w14:val="none"/>
-        </w:rPr>
-      </w:pPr>
-      <w:r>
-        <w:rPr>
-          <w:rFonts w:ascii="Arial" w:eastAsia="Times New Roman" w:hAnsi="Arial" w:cs="Arial"/>
-          <w:b/>
-          <w:bCs/>
-          <w:kern w:val="0"/>
-          <w:sz w:val="24"/>
-          <w:szCs w:val="24"/>
-          <w14:ligatures w14:val="none"/>
-        </w:rPr>
         <w:t>Gallagher wants the CCC valuation amount to include tax</w:t>
       </w:r>
     </w:p>
@@ -996,7 +1019,29 @@
           <w:szCs w:val="26"/>
           <w14:ligatures w14:val="none"/>
         </w:rPr>
-        <w:t>At least 4 photos of the damage area</w:t>
+        <w:t xml:space="preserve">At least 4 photos of the </w:t>
+      </w:r>
+      <w:proofErr w:type="gramStart"/>
+      <w:r>
+        <w:rPr>
+          <w:rFonts w:ascii="Segoe UI" w:eastAsia="Times New Roman" w:hAnsi="Segoe UI" w:cs="Segoe UI"/>
+          <w:kern w:val="0"/>
+          <w:sz w:val="26"/>
+          <w:szCs w:val="26"/>
+          <w14:ligatures w14:val="none"/>
+        </w:rPr>
+        <w:t>damage</w:t>
+      </w:r>
+      <w:proofErr w:type="gramEnd"/>
+      <w:r>
+        <w:rPr>
+          <w:rFonts w:ascii="Segoe UI" w:eastAsia="Times New Roman" w:hAnsi="Segoe UI" w:cs="Segoe UI"/>
+          <w:kern w:val="0"/>
+          <w:sz w:val="26"/>
+          <w:szCs w:val="26"/>
+          <w14:ligatures w14:val="none"/>
+        </w:rPr>
+        <w:t xml:space="preserve"> area</w:t>
       </w:r>
     </w:p>
     <w:p>
@@ -1385,7 +1430,29 @@
           <w:szCs w:val="26"/>
           <w14:ligatures w14:val="none"/>
         </w:rPr>
-        <w:t>Carpet condition (front and rear - be sure to lift up floor mats)</w:t>
+        <w:t xml:space="preserve">Carpet condition (front and rear - be sure to </w:t>
+      </w:r>
+      <w:proofErr w:type="gramStart"/>
+      <w:r>
+        <w:rPr>
+          <w:rFonts w:ascii="Segoe UI" w:eastAsia="Times New Roman" w:hAnsi="Segoe UI" w:cs="Segoe UI"/>
+          <w:kern w:val="0"/>
+          <w:sz w:val="26"/>
+          <w:szCs w:val="26"/>
+          <w14:ligatures w14:val="none"/>
+        </w:rPr>
+        <w:t>lift up</w:t>
+      </w:r>
+      <w:proofErr w:type="gramEnd"/>
+      <w:r>
+        <w:rPr>
+          <w:rFonts w:ascii="Segoe UI" w:eastAsia="Times New Roman" w:hAnsi="Segoe UI" w:cs="Segoe UI"/>
+          <w:kern w:val="0"/>
+          <w:sz w:val="26"/>
+          <w:szCs w:val="26"/>
+          <w14:ligatures w14:val="none"/>
+        </w:rPr>
+        <w:t xml:space="preserve"> floor mats)</w:t>
       </w:r>
     </w:p>
     <w:p>
@@ -1601,7 +1668,29 @@
           <w:szCs w:val="26"/>
           <w14:ligatures w14:val="none"/>
         </w:rPr>
-        <w:t>Any other needed photos to depict damage, UPD or conditioning</w:t>
+        <w:t xml:space="preserve">Any other </w:t>
+      </w:r>
+      <w:proofErr w:type="gramStart"/>
+      <w:r>
+        <w:rPr>
+          <w:rFonts w:ascii="Segoe UI" w:eastAsia="Times New Roman" w:hAnsi="Segoe UI" w:cs="Segoe UI"/>
+          <w:kern w:val="0"/>
+          <w:sz w:val="26"/>
+          <w:szCs w:val="26"/>
+          <w14:ligatures w14:val="none"/>
+        </w:rPr>
+        <w:t>needed photos</w:t>
+      </w:r>
+      <w:proofErr w:type="gramEnd"/>
+      <w:r>
+        <w:rPr>
+          <w:rFonts w:ascii="Segoe UI" w:eastAsia="Times New Roman" w:hAnsi="Segoe UI" w:cs="Segoe UI"/>
+          <w:kern w:val="0"/>
+          <w:sz w:val="26"/>
+          <w:szCs w:val="26"/>
+          <w14:ligatures w14:val="none"/>
+        </w:rPr>
+        <w:t xml:space="preserve"> to depict damage, UPD or conditioning</w:t>
       </w:r>
     </w:p>
     <w:p>
@@ -1803,7 +1892,29 @@
           <w:szCs w:val="26"/>
           <w14:ligatures w14:val="none"/>
         </w:rPr>
-        <w:t>Utilize LKQ, Aftermarket and Reconditioned parts on all vehicles in excess of 2 years and 24k miles.</w:t>
+        <w:t xml:space="preserve">Utilize LKQ, Aftermarket and Reconditioned parts on all vehicles </w:t>
+      </w:r>
+      <w:proofErr w:type="gramStart"/>
+      <w:r>
+        <w:rPr>
+          <w:rFonts w:ascii="Segoe UI" w:eastAsia="Times New Roman" w:hAnsi="Segoe UI" w:cs="Segoe UI"/>
+          <w:kern w:val="0"/>
+          <w:sz w:val="26"/>
+          <w:szCs w:val="26"/>
+          <w14:ligatures w14:val="none"/>
+        </w:rPr>
+        <w:t>in excess of</w:t>
+      </w:r>
+      <w:proofErr w:type="gramEnd"/>
+      <w:r>
+        <w:rPr>
+          <w:rFonts w:ascii="Segoe UI" w:eastAsia="Times New Roman" w:hAnsi="Segoe UI" w:cs="Segoe UI"/>
+          <w:kern w:val="0"/>
+          <w:sz w:val="26"/>
+          <w:szCs w:val="26"/>
+          <w14:ligatures w14:val="none"/>
+        </w:rPr>
+        <w:t xml:space="preserve"> 2 years and 24k miles.</w:t>
       </w:r>
     </w:p>
     <w:p>
@@ -2007,37 +2118,29 @@
           <w:szCs w:val="24"/>
           <w14:ligatures w14:val="none"/>
         </w:rPr>
-        <w:t>Gallagher wants the CCC valuation amount to include tax.  The amount you record in your report notes must include tax along with the reference number.  You must also ask CCC to email the valuation to </w:t>
-      </w:r>
-      <w:hyperlink r:id="rId6" w:history="1">
-        <w:r>
-          <w:rPr>
-            <w:rFonts w:ascii="rubik" w:eastAsia="Times New Roman" w:hAnsi="rubik" w:cs="Segoe UI"/>
-            <w:b/>
-            <w:bCs/>
-            <w:color w:val="E95420"/>
-            <w:kern w:val="0"/>
-            <w:sz w:val="24"/>
-            <w:szCs w:val="24"/>
-            <w:u w:val="single"/>
-            <w:shd w:val="clear" w:color="auto" w:fill="FFFFFF"/>
-            <w14:ligatures w14:val="none"/>
-          </w:rPr>
-          <w:t>totalloss@sca-appraisal.com</w:t>
-        </w:r>
-      </w:hyperlink>
-      <w:r>
-        <w:rPr>
-          <w:rFonts w:ascii="rubik" w:eastAsia="Times New Roman" w:hAnsi="rubik" w:cs="Segoe UI"/>
-          <w:b/>
-          <w:bCs/>
-          <w:color w:val="000000"/>
-          <w:kern w:val="0"/>
-          <w:sz w:val="24"/>
-          <w:szCs w:val="24"/>
-          <w14:ligatures w14:val="none"/>
-        </w:rPr>
-        <w:t>.  </w:t>
+        <w:t xml:space="preserve">Gallagher wants the CCC valuation amount to include tax.  The amount you record in your </w:t>
+      </w:r>
+      <w:proofErr w:type="gramStart"/>
+      <w:r>
+        <w:rPr>
+          <w:rFonts w:ascii="Segoe UI" w:eastAsia="Times New Roman" w:hAnsi="Segoe UI" w:cs="Segoe UI"/>
+          <w:kern w:val="0"/>
+          <w:sz w:val="24"/>
+          <w:szCs w:val="24"/>
+          <w14:ligatures w14:val="none"/>
+        </w:rPr>
+        <w:t>report</w:t>
+      </w:r>
+      <w:proofErr w:type="gramEnd"/>
+      <w:r>
+        <w:rPr>
+          <w:rFonts w:ascii="Segoe UI" w:eastAsia="Times New Roman" w:hAnsi="Segoe UI" w:cs="Segoe UI"/>
+          <w:kern w:val="0"/>
+          <w:sz w:val="24"/>
+          <w:szCs w:val="24"/>
+          <w14:ligatures w14:val="none"/>
+        </w:rPr>
+        <w:t xml:space="preserve"> notes must include tax along with the reference number.  </w:t>
       </w:r>
     </w:p>
     <w:p>
@@ -2064,7 +2167,7 @@
           <w:szCs w:val="24"/>
           <w14:ligatures w14:val="none"/>
         </w:rPr>
-        <w:t>When calling into CCC advise them you are calling on behalf of SCA not Gallagher Bassett.  Use office ID 72732 for all states except RI.  For RI use 57218. </w:t>
+        <w:t>When calling into CCC advise them you are calling on behalf of Gallagher Bassett.  Use office ID 72732 for all states except RI.  For RI use 57218. </w:t>
       </w:r>
     </w:p>
     <w:p>
@@ -2103,47 +2206,7 @@
           <w:szCs w:val="24"/>
           <w14:ligatures w14:val="none"/>
         </w:rPr>
-        <w:t> - Advise CCC to add Sales Tax to the evaluation, and advise CCC to email the completed valuation to </w:t>
-      </w:r>
-      <w:hyperlink r:id="rId7" w:history="1">
-        <w:r>
-          <w:rPr>
-            <w:rFonts w:ascii="rubik" w:eastAsia="Times New Roman" w:hAnsi="rubik" w:cs="Segoe UI"/>
-            <w:b/>
-            <w:bCs/>
-            <w:color w:val="E95420"/>
-            <w:kern w:val="0"/>
-            <w:sz w:val="24"/>
-            <w:szCs w:val="24"/>
-            <w:u w:val="single"/>
-            <w:shd w:val="clear" w:color="auto" w:fill="FFFFFF"/>
-            <w14:ligatures w14:val="none"/>
-          </w:rPr>
-          <w:t>totalloss@sca-appraisal.com</w:t>
-        </w:r>
-      </w:hyperlink>
-      <w:r>
-        <w:rPr>
-          <w:rFonts w:ascii="rubik" w:eastAsia="Times New Roman" w:hAnsi="rubik" w:cs="Segoe UI"/>
-          <w:b/>
-          <w:bCs/>
-          <w:color w:val="000000"/>
-          <w:kern w:val="0"/>
-          <w:sz w:val="24"/>
-          <w:szCs w:val="24"/>
-          <w14:ligatures w14:val="none"/>
-        </w:rPr>
-        <w:t>.</w:t>
-      </w:r>
-      <w:r>
-        <w:rPr>
-          <w:rFonts w:ascii="Segoe UI" w:eastAsia="Times New Roman" w:hAnsi="Segoe UI" w:cs="Segoe UI"/>
-          <w:kern w:val="0"/>
-          <w:sz w:val="24"/>
-          <w:szCs w:val="24"/>
-          <w14:ligatures w14:val="none"/>
-        </w:rPr>
-        <w:t>     </w:t>
+        <w:t> - Advise CCC to add Sales Tax to the evaluation</w:t>
       </w:r>
     </w:p>
     <w:p>
@@ -2197,7 +2260,73 @@
           <w:szCs w:val="24"/>
           <w14:ligatures w14:val="none"/>
         </w:rPr>
-        <w:t xml:space="preserve">3 Salvage Bids required, which must be listed on the Appraisal Report in the appropriate fields (not in the Appraisal Report comments). Salvage bids must be verifiable and legitimate. Gallagher Bassett will call highest bidder for pickup. Except for the following states: AL, FL, GA, IN,, KY, MI, MS, NC,  OH, SC, TN, VA,WV. If Salvage Bids are not obtained, we must present Copart </w:t>
+        <w:t xml:space="preserve">3 Salvage Bids required, which must be listed on the Appraisal Report in the appropriate fields (not in the Appraisal Report comments). Salvage bids must be verifiable and legitimate. Gallagher Bassett will call highest bidder for pickup. Except for the following states: AL, FL, GA, </w:t>
+      </w:r>
+      <w:proofErr w:type="gramStart"/>
+      <w:r>
+        <w:rPr>
+          <w:rFonts w:ascii="Arial" w:eastAsia="Times New Roman" w:hAnsi="Arial" w:cs="Arial"/>
+          <w:kern w:val="0"/>
+          <w:sz w:val="24"/>
+          <w:szCs w:val="24"/>
+          <w14:ligatures w14:val="none"/>
+        </w:rPr>
+        <w:t>IN,,</w:t>
+      </w:r>
+      <w:proofErr w:type="gramEnd"/>
+      <w:r>
+        <w:rPr>
+          <w:rFonts w:ascii="Arial" w:eastAsia="Times New Roman" w:hAnsi="Arial" w:cs="Arial"/>
+          <w:kern w:val="0"/>
+          <w:sz w:val="24"/>
+          <w:szCs w:val="24"/>
+          <w14:ligatures w14:val="none"/>
+        </w:rPr>
+        <w:t xml:space="preserve"> KY, MI, MS, </w:t>
+      </w:r>
+      <w:proofErr w:type="gramStart"/>
+      <w:r>
+        <w:rPr>
+          <w:rFonts w:ascii="Arial" w:eastAsia="Times New Roman" w:hAnsi="Arial" w:cs="Arial"/>
+          <w:kern w:val="0"/>
+          <w:sz w:val="24"/>
+          <w:szCs w:val="24"/>
+          <w14:ligatures w14:val="none"/>
+        </w:rPr>
+        <w:t>NC,  OH</w:t>
+      </w:r>
+      <w:proofErr w:type="gramEnd"/>
+      <w:r>
+        <w:rPr>
+          <w:rFonts w:ascii="Arial" w:eastAsia="Times New Roman" w:hAnsi="Arial" w:cs="Arial"/>
+          <w:kern w:val="0"/>
+          <w:sz w:val="24"/>
+          <w:szCs w:val="24"/>
+          <w14:ligatures w14:val="none"/>
+        </w:rPr>
+        <w:t xml:space="preserve">, SC, TN, </w:t>
+      </w:r>
+      <w:proofErr w:type="gramStart"/>
+      <w:r>
+        <w:rPr>
+          <w:rFonts w:ascii="Arial" w:eastAsia="Times New Roman" w:hAnsi="Arial" w:cs="Arial"/>
+          <w:kern w:val="0"/>
+          <w:sz w:val="24"/>
+          <w:szCs w:val="24"/>
+          <w14:ligatures w14:val="none"/>
+        </w:rPr>
+        <w:t>VA,WV</w:t>
+      </w:r>
+      <w:proofErr w:type="gramEnd"/>
+      <w:r>
+        <w:rPr>
+          <w:rFonts w:ascii="Arial" w:eastAsia="Times New Roman" w:hAnsi="Arial" w:cs="Arial"/>
+          <w:kern w:val="0"/>
+          <w:sz w:val="24"/>
+          <w:szCs w:val="24"/>
+          <w14:ligatures w14:val="none"/>
+        </w:rPr>
+        <w:t xml:space="preserve">. If Salvage Bids are not obtained, we must present Copart </w:t>
       </w:r>
       <w:proofErr w:type="spellStart"/>
       <w:r>
@@ -2246,7 +2375,73 @@
           <w:szCs w:val="24"/>
           <w14:ligatures w14:val="none"/>
         </w:rPr>
-        <w:t xml:space="preserve">FOR AL, FL, GA, IN,, KY, MI, MS, NC, OH, SC, TN, VA,WV, Obtain a Copart </w:t>
+        <w:t xml:space="preserve">FOR AL, FL, GA, </w:t>
+      </w:r>
+      <w:proofErr w:type="gramStart"/>
+      <w:r>
+        <w:rPr>
+          <w:rFonts w:ascii="Arial" w:eastAsia="Times New Roman" w:hAnsi="Arial" w:cs="Arial"/>
+          <w:kern w:val="0"/>
+          <w:sz w:val="24"/>
+          <w:szCs w:val="24"/>
+          <w14:ligatures w14:val="none"/>
+        </w:rPr>
+        <w:t>IN,,</w:t>
+      </w:r>
+      <w:proofErr w:type="gramEnd"/>
+      <w:r>
+        <w:rPr>
+          <w:rFonts w:ascii="Arial" w:eastAsia="Times New Roman" w:hAnsi="Arial" w:cs="Arial"/>
+          <w:kern w:val="0"/>
+          <w:sz w:val="24"/>
+          <w:szCs w:val="24"/>
+          <w14:ligatures w14:val="none"/>
+        </w:rPr>
+        <w:t xml:space="preserve"> KY, MI, MS, NC, OH, SC, TN, </w:t>
+      </w:r>
+      <w:proofErr w:type="gramStart"/>
+      <w:r>
+        <w:rPr>
+          <w:rFonts w:ascii="Arial" w:eastAsia="Times New Roman" w:hAnsi="Arial" w:cs="Arial"/>
+          <w:kern w:val="0"/>
+          <w:sz w:val="24"/>
+          <w:szCs w:val="24"/>
+          <w14:ligatures w14:val="none"/>
+        </w:rPr>
+        <w:t>VA,WV</w:t>
+      </w:r>
+      <w:proofErr w:type="gramEnd"/>
+      <w:r>
+        <w:rPr>
+          <w:rFonts w:ascii="Arial" w:eastAsia="Times New Roman" w:hAnsi="Arial" w:cs="Arial"/>
+          <w:kern w:val="0"/>
+          <w:sz w:val="24"/>
+          <w:szCs w:val="24"/>
+          <w14:ligatures w14:val="none"/>
+        </w:rPr>
+        <w:t xml:space="preserve">, </w:t>
+      </w:r>
+      <w:proofErr w:type="gramStart"/>
+      <w:r>
+        <w:rPr>
+          <w:rFonts w:ascii="Arial" w:eastAsia="Times New Roman" w:hAnsi="Arial" w:cs="Arial"/>
+          <w:kern w:val="0"/>
+          <w:sz w:val="24"/>
+          <w:szCs w:val="24"/>
+          <w14:ligatures w14:val="none"/>
+        </w:rPr>
+        <w:t>Obtain</w:t>
+      </w:r>
+      <w:proofErr w:type="gramEnd"/>
+      <w:r>
+        <w:rPr>
+          <w:rFonts w:ascii="Arial" w:eastAsia="Times New Roman" w:hAnsi="Arial" w:cs="Arial"/>
+          <w:kern w:val="0"/>
+          <w:sz w:val="24"/>
+          <w:szCs w:val="24"/>
+          <w14:ligatures w14:val="none"/>
+        </w:rPr>
+        <w:t xml:space="preserve"> a Copart </w:t>
       </w:r>
       <w:proofErr w:type="spellStart"/>
       <w:r>
@@ -2400,6 +2595,7 @@
           <w14:ligatures w14:val="none"/>
         </w:rPr>
       </w:pPr>
+      <w:proofErr w:type="gramStart"/>
       <w:r>
         <w:rPr>
           <w:rFonts w:ascii="Times New Roman" w:eastAsia="Times New Roman" w:hAnsi="Symbol" w:cs="Times New Roman"/>
@@ -2428,7 +2624,18 @@
           <w:szCs w:val="26"/>
           <w14:ligatures w14:val="none"/>
         </w:rPr>
-        <w:t>Do not include towing, storage or teardown charges in estimate. List in Appraisal Report comments only and include a copy of the invoice/bill with your upload.</w:t>
+        <w:t>Do</w:t>
+      </w:r>
+      <w:proofErr w:type="gramEnd"/>
+      <w:r>
+        <w:rPr>
+          <w:rFonts w:ascii="Times New Roman" w:eastAsia="Times New Roman" w:hAnsi="Times New Roman" w:cs="Times New Roman"/>
+          <w:kern w:val="0"/>
+          <w:sz w:val="26"/>
+          <w:szCs w:val="26"/>
+          <w14:ligatures w14:val="none"/>
+        </w:rPr>
+        <w:t xml:space="preserve"> not include towing, storage or teardown charges in estimate. List in Appraisal Report comments only and include a copy of the invoice/bill with your upload.</w:t>
       </w:r>
     </w:p>
     <w:p>
@@ -2657,7 +2864,29 @@
           <w:szCs w:val="24"/>
           <w14:ligatures w14:val="none"/>
         </w:rPr>
-        <w:t>on both insured and claimant vehicles on parts with a limited life expectancy; Tires, Batteries, Shocks, Mechanical etc.  </w:t>
+        <w:t xml:space="preserve">on both insured and claimant vehicles on parts with a limited life </w:t>
+      </w:r>
+      <w:proofErr w:type="gramStart"/>
+      <w:r>
+        <w:rPr>
+          <w:rFonts w:ascii="rubik" w:eastAsia="Times New Roman" w:hAnsi="rubik" w:cs="Times New Roman"/>
+          <w:kern w:val="0"/>
+          <w:sz w:val="24"/>
+          <w:szCs w:val="24"/>
+          <w14:ligatures w14:val="none"/>
+        </w:rPr>
+        <w:t>expectancy;</w:t>
+      </w:r>
+      <w:proofErr w:type="gramEnd"/>
+      <w:r>
+        <w:rPr>
+          <w:rFonts w:ascii="rubik" w:eastAsia="Times New Roman" w:hAnsi="rubik" w:cs="Times New Roman"/>
+          <w:kern w:val="0"/>
+          <w:sz w:val="24"/>
+          <w:szCs w:val="24"/>
+          <w14:ligatures w14:val="none"/>
+        </w:rPr>
+        <w:t xml:space="preserve"> Tires, Batteries, Shocks, Mechanical etc.  </w:t>
       </w:r>
     </w:p>
     <w:p>
@@ -2711,29 +2940,29 @@
           <w:szCs w:val="26"/>
           <w14:ligatures w14:val="none"/>
         </w:rPr>
+        <w:t>Estimate line note should contain the life expectancy or tire tread depth to document the decision.</w:t>
+      </w:r>
+    </w:p>
+    <w:p>
+      <w:pPr>
+        <w:spacing w:after="0" w:line="240" w:lineRule="auto"/>
+        <w:rPr>
+          <w:rFonts w:ascii="Times New Roman" w:eastAsia="Times New Roman" w:hAnsi="Times New Roman" w:cs="Times New Roman"/>
+          <w:kern w:val="0"/>
+          <w:sz w:val="24"/>
+          <w:szCs w:val="24"/>
+          <w14:ligatures w14:val="none"/>
+        </w:rPr>
+      </w:pPr>
+      <w:r>
+        <w:rPr>
+          <w:rFonts w:ascii="rubik" w:eastAsia="Times New Roman" w:hAnsi="rubik" w:cs="Times New Roman"/>
+          <w:kern w:val="0"/>
+          <w:sz w:val="24"/>
+          <w:szCs w:val="24"/>
+          <w14:ligatures w14:val="none"/>
+        </w:rPr>
         <w:lastRenderedPageBreak/>
-        <w:t>Estimate line note should contain the life expectancy or tire tread depth to document the decision.</w:t>
-      </w:r>
-    </w:p>
-    <w:p>
-      <w:pPr>
-        <w:spacing w:after="0" w:line="240" w:lineRule="auto"/>
-        <w:rPr>
-          <w:rFonts w:ascii="Times New Roman" w:eastAsia="Times New Roman" w:hAnsi="Times New Roman" w:cs="Times New Roman"/>
-          <w:kern w:val="0"/>
-          <w:sz w:val="24"/>
-          <w:szCs w:val="24"/>
-          <w14:ligatures w14:val="none"/>
-        </w:rPr>
-      </w:pPr>
-      <w:r>
-        <w:rPr>
-          <w:rFonts w:ascii="rubik" w:eastAsia="Times New Roman" w:hAnsi="rubik" w:cs="Times New Roman"/>
-          <w:kern w:val="0"/>
-          <w:sz w:val="24"/>
-          <w:szCs w:val="24"/>
-          <w14:ligatures w14:val="none"/>
-        </w:rPr>
         <w:br/>
       </w:r>
       <w:r>
@@ -2808,7 +3037,7 @@
           <w:szCs w:val="26"/>
           <w14:ligatures w14:val="none"/>
         </w:rPr>
-        <w:t>Complete the Core appraisal report in its entirety and provide specific detailed inspection notes.</w:t>
+        <w:t>Complete the appraisal report in its entirety and provide specific detailed inspection notes.</w:t>
       </w:r>
     </w:p>
     <w:p>
@@ -2862,7 +3091,51 @@
           <w:szCs w:val="26"/>
           <w14:ligatures w14:val="none"/>
         </w:rPr>
-        <w:t>Comment in your Appraisal Report the "Approximate Market Value" of the unit. </w:t>
+        <w:t xml:space="preserve">Comment </w:t>
+      </w:r>
+      <w:proofErr w:type="gramStart"/>
+      <w:r>
+        <w:rPr>
+          <w:rFonts w:ascii="rubik" w:eastAsia="Times New Roman" w:hAnsi="rubik" w:cs="Times New Roman"/>
+          <w:kern w:val="0"/>
+          <w:sz w:val="26"/>
+          <w:szCs w:val="26"/>
+          <w14:ligatures w14:val="none"/>
+        </w:rPr>
+        <w:t>in</w:t>
+      </w:r>
+      <w:proofErr w:type="gramEnd"/>
+      <w:r>
+        <w:rPr>
+          <w:rFonts w:ascii="rubik" w:eastAsia="Times New Roman" w:hAnsi="rubik" w:cs="Times New Roman"/>
+          <w:kern w:val="0"/>
+          <w:sz w:val="26"/>
+          <w:szCs w:val="26"/>
+          <w14:ligatures w14:val="none"/>
+        </w:rPr>
+        <w:t xml:space="preserve"> your Appraisal </w:t>
+      </w:r>
+      <w:proofErr w:type="gramStart"/>
+      <w:r>
+        <w:rPr>
+          <w:rFonts w:ascii="rubik" w:eastAsia="Times New Roman" w:hAnsi="rubik" w:cs="Times New Roman"/>
+          <w:kern w:val="0"/>
+          <w:sz w:val="26"/>
+          <w:szCs w:val="26"/>
+          <w14:ligatures w14:val="none"/>
+        </w:rPr>
+        <w:t>Report</w:t>
+      </w:r>
+      <w:proofErr w:type="gramEnd"/>
+      <w:r>
+        <w:rPr>
+          <w:rFonts w:ascii="rubik" w:eastAsia="Times New Roman" w:hAnsi="rubik" w:cs="Times New Roman"/>
+          <w:kern w:val="0"/>
+          <w:sz w:val="26"/>
+          <w:szCs w:val="26"/>
+          <w14:ligatures w14:val="none"/>
+        </w:rPr>
+        <w:t xml:space="preserve"> the "Approximate Market Value" of the unit. </w:t>
       </w:r>
     </w:p>
     <w:p>
